--- a/engine/modon_study/MODON_Valuation_Study_10-08-2026_public.docx
+++ b/engine/modon_study/MODON_Valuation_Study_10-08-2026_public.docx
@@ -86,7 +86,7 @@
           <w:color w:val="6E7B77"/>
           <w:sz w:val="20"/>
         </w:rPr>
-        <w:t>Independent valuation study · revision 3 · 10 August 2026 · valuation date 30 June 2026 · price anchor AED 2.83 (close 7 August 2026)</w:t>
+        <w:t>Independent valuation study · revision 4 · 10 August 2026 · valuation date 30 June 2026 · price anchor AED 2.83 (close 7 August 2026)</w:t>
       </w:r>
     </w:p>
     <w:tbl>
@@ -147,6 +147,26 @@
                 <w:color w:val="1C3A36"/>
                 <w:sz w:val="19"/>
               </w:rPr>
+              <w:t xml:space="preserve">Revision 4. </w:t>
+            </w:r>
+            <w:r>
+              <w:rPr>
+                <w:color w:val="1C3A36"/>
+                <w:sz w:val="19"/>
+              </w:rPr>
+              <w:t>THE ANSWER IS NOW ONE LENS RATHER THAN AN AVERAGE OF FOUR, and nothing in the forecast moved to do it. Earlier editions published a weighted blend of four lenses at AED 2.50; this one publishes the cash-flow model itself, at AED 3.54, with the asset value, the relative multiple and the book floor beside it as cross-checks. Two things follow and both are stated rather than left to be noticed. The direction of the disagreement with the market REVERSES — the blend read -12% against the price and the cash-flow lens reads +25% — and the float-and-governance friction that those weights were carrying, worth 30% of the cash-flow lens, is no longer priced anywhere in the answer. Section 1.5 says so plainly and leaves the question open rather than settling it inside a set of weights. The normalised-earnings lens is removed rather than re-weighted: a developer recognising revenue against completion reports earnings that are an accident of which project completed in which year.</w:t>
+            </w:r>
+          </w:p>
+          <w:p>
+            <w:pPr>
+              <w:spacing w:after="100"/>
+            </w:pPr>
+            <w:r>
+              <w:rPr>
+                <w:b/>
+                <w:color w:val="1C3A36"/>
+                <w:sz w:val="19"/>
+              </w:rPr>
               <w:t xml:space="preserve">Revision 3. </w:t>
             </w:r>
             <w:r>
@@ -154,7 +174,7 @@
                 <w:color w:val="1C3A36"/>
                 <w:sz w:val="19"/>
               </w:rPr>
-              <w:t>One input changed and it changed the verdict. Revisions 1 and 2 could not obtain the exchange's official index and measured the stock's market sensitivity against a composite built from this study's own price library, flagged in both editions as a stand-in. The official FTSE ADX General series has since been obtained, and the regression is now run against it on the house method — including the correction for thin trading that a stock with 84.75% of its shares in one pair of hands requires, and which a plain regression understates. Beta goes from 1.03 to 1.75, the cost of equity from 9.08% to 12.56%, and the weighted central from AED 3.38 to AED 2.50. Against a price of AED 2.83 that turns a 19% discount to fair value into a 12% premium — the shares read EXPENSIVE on these lenses, where two editions ago they read cheap. Nothing in the forecast moved: not a revenue line, not a margin, not the backlog. The stand-in flattered the company and the correction is reported here rather than absorbed quietly. Beta is the input this valuation is now most exposed to, and its 90% range (1.09-2.40) is wide; section 1.9 prices it.</w:t>
+              <w:t>One input changed and it changed the verdict. Revisions 1 and 2 could not obtain the exchange's official index and measured the stock's market sensitivity against a composite built from this study's own price library, flagged in both editions as a stand-in. The official FTSE ADX General series has since been obtained, and the regression is now run against it on the house method — including the correction for thin trading that a stock with 84.75% of its shares in one pair of hands requires, and which a plain regression understates. Beta goes from 1.03 to 1.75 and the cost of equity from 9.08% to 12.56%; on the blend this study published at the time that took the answer from AED 3.38 to AED 2.50. Nothing in the forecast moved: not a revenue line, not a margin, not the backlog. The stand-in flattered the company and the correction is reported here rather than absorbed quietly. Beta is the input this valuation is most exposed to, and its 90% range (1.09-2.40) is wide; section 1.9 prices it.</w:t>
             </w:r>
           </w:p>
           <w:p>
@@ -250,7 +270,7 @@
           <w:color w:val="1C3A36"/>
           <w:sz w:val="24"/>
         </w:rPr>
-        <w:t xml:space="preserve">Fair value AED 1.03–4.13 per share (the envelope of the four lenses' extremes, not a distribution), weighted central AED 2.50, against a market price of AED 2.83 (-12%). </w:t>
+        <w:t xml:space="preserve">Fair value AED 2.64–4.13 per share — the cash-flow lens under the run-off and growth-hold paths of the same model, not a distribution and not a spread across methods — with a central of AED 3.54 against a market price of AED 2.83 (+25%). </w:t>
       </w:r>
     </w:p>
     <w:p>
@@ -431,7 +451,7 @@
                 <w:color w:val="1C3A36"/>
                 <w:sz w:val="18"/>
               </w:rPr>
-              <w:t>Weight</w:t>
+              <w:t>Role</w:t>
             </w:r>
           </w:p>
         </w:tc>
@@ -469,7 +489,7 @@
                 <w:color w:val="1C3A36"/>
                 <w:sz w:val="18"/>
               </w:rPr>
-              <w:t>Discounted cash flow (primary)</w:t>
+              <w:t>Discounted cash flow (the answer)</w:t>
             </w:r>
           </w:p>
         </w:tc>
@@ -541,7 +561,7 @@
                 <w:color w:val="1C3A36"/>
                 <w:sz w:val="18"/>
               </w:rPr>
-              <w:t>40%</w:t>
+              <w:t>THE ANSWER</w:t>
             </w:r>
           </w:p>
         </w:tc>
@@ -578,7 +598,7 @@
                 <w:color w:val="1C3A36"/>
                 <w:sz w:val="18"/>
               </w:rPr>
-              <w:t>Relative multiples</w:t>
+              <w:t>Asset net asset value</w:t>
             </w:r>
           </w:p>
         </w:tc>
@@ -596,7 +616,6 @@
                 <w:color w:val="1C3A36"/>
                 <w:sz w:val="18"/>
               </w:rPr>
-              <w:t>1.38</w:t>
             </w:r>
           </w:p>
         </w:tc>
@@ -614,7 +633,7 @@
                 <w:color w:val="1C3A36"/>
                 <w:sz w:val="18"/>
               </w:rPr>
-              <w:t>2.20</w:t>
+              <w:t>4.06</w:t>
             </w:r>
           </w:p>
         </w:tc>
@@ -632,7 +651,6 @@
                 <w:color w:val="1C3A36"/>
                 <w:sz w:val="18"/>
               </w:rPr>
-              <w:t>2.37</w:t>
             </w:r>
           </w:p>
         </w:tc>
@@ -650,7 +668,7 @@
                 <w:color w:val="1C3A36"/>
                 <w:sz w:val="18"/>
               </w:rPr>
-              <w:t>20%</w:t>
+              <w:t>cross-check</w:t>
             </w:r>
           </w:p>
         </w:tc>
@@ -668,7 +686,7 @@
                 <w:color w:val="1C3A36"/>
                 <w:sz w:val="18"/>
               </w:rPr>
-              <w:t>-22%</w:t>
+              <w:t>+43%</w:t>
             </w:r>
           </w:p>
         </w:tc>
@@ -687,7 +705,7 @@
                 <w:color w:val="1C3A36"/>
                 <w:sz w:val="18"/>
               </w:rPr>
-              <w:t>Normalised earnings power</w:t>
+              <w:t>Relative multiples</w:t>
             </w:r>
           </w:p>
         </w:tc>
@@ -705,7 +723,7 @@
                 <w:color w:val="1C3A36"/>
                 <w:sz w:val="18"/>
               </w:rPr>
-              <w:t>1.03</w:t>
+              <w:t>1.38</w:t>
             </w:r>
           </w:p>
         </w:tc>
@@ -723,7 +741,7 @@
                 <w:color w:val="1C3A36"/>
                 <w:sz w:val="18"/>
               </w:rPr>
-              <w:t>1.46</w:t>
+              <w:t>2.20</w:t>
             </w:r>
           </w:p>
         </w:tc>
@@ -741,7 +759,7 @@
                 <w:color w:val="1C3A36"/>
                 <w:sz w:val="18"/>
               </w:rPr>
-              <w:t>1.80</w:t>
+              <w:t>2.37</w:t>
             </w:r>
           </w:p>
         </w:tc>
@@ -759,7 +777,7 @@
                 <w:color w:val="1C3A36"/>
                 <w:sz w:val="18"/>
               </w:rPr>
-              <w:t>20%</w:t>
+              <w:t>cross-check</w:t>
             </w:r>
           </w:p>
         </w:tc>
@@ -777,7 +795,7 @@
                 <w:color w:val="1C3A36"/>
                 <w:sz w:val="18"/>
               </w:rPr>
-              <w:t>-48%</w:t>
+              <w:t>-22%</w:t>
             </w:r>
           </w:p>
         </w:tc>
@@ -796,7 +814,7 @@
                 <w:color w:val="1C3A36"/>
                 <w:sz w:val="18"/>
               </w:rPr>
-              <w:t>Book value &amp; sustainable return</w:t>
+              <w:t>Normalised earnings power</w:t>
             </w:r>
           </w:p>
         </w:tc>
@@ -814,7 +832,7 @@
                 <w:color w:val="1C3A36"/>
                 <w:sz w:val="18"/>
               </w:rPr>
-              <w:t>1.04</w:t>
+              <w:t>1.03</w:t>
             </w:r>
           </w:p>
         </w:tc>
@@ -832,7 +850,7 @@
                 <w:color w:val="1C3A36"/>
                 <w:sz w:val="18"/>
               </w:rPr>
-              <w:t>1.74</w:t>
+              <w:t>1.46</w:t>
             </w:r>
           </w:p>
         </w:tc>
@@ -850,7 +868,7 @@
                 <w:color w:val="1C3A36"/>
                 <w:sz w:val="18"/>
               </w:rPr>
-              <w:t>2.43</w:t>
+              <w:t>1.80</w:t>
             </w:r>
           </w:p>
         </w:tc>
@@ -868,7 +886,7 @@
                 <w:color w:val="1C3A36"/>
                 <w:sz w:val="18"/>
               </w:rPr>
-              <w:t>20%</w:t>
+              <w:t>not published for this class</w:t>
             </w:r>
           </w:p>
         </w:tc>
@@ -886,7 +904,7 @@
                 <w:color w:val="1C3A36"/>
                 <w:sz w:val="18"/>
               </w:rPr>
-              <w:t>-39%</w:t>
+              <w:t>-48%</w:t>
             </w:r>
           </w:p>
         </w:tc>
@@ -907,7 +925,7 @@
                 <w:color w:val="1C3A36"/>
                 <w:sz w:val="18"/>
               </w:rPr>
-              <w:t>Weighted central</w:t>
+              <w:t>Book value &amp; sustainable return</w:t>
             </w:r>
           </w:p>
         </w:tc>
@@ -927,7 +945,7 @@
                 <w:color w:val="1C3A36"/>
                 <w:sz w:val="18"/>
               </w:rPr>
-              <w:t>1.03</w:t>
+              <w:t>1.04</w:t>
             </w:r>
           </w:p>
         </w:tc>
@@ -947,7 +965,7 @@
                 <w:color w:val="1C3A36"/>
                 <w:sz w:val="18"/>
               </w:rPr>
-              <w:t>2.50</w:t>
+              <w:t>1.74</w:t>
             </w:r>
           </w:p>
         </w:tc>
@@ -967,7 +985,7 @@
                 <w:color w:val="1C3A36"/>
                 <w:sz w:val="18"/>
               </w:rPr>
-              <w:t>4.13</w:t>
+              <w:t>2.43</w:t>
             </w:r>
           </w:p>
         </w:tc>
@@ -987,7 +1005,7 @@
                 <w:color w:val="1C3A36"/>
                 <w:sz w:val="18"/>
               </w:rPr>
-              <w:t>100%</w:t>
+              <w:t>a floor, never weighted</w:t>
             </w:r>
           </w:p>
         </w:tc>
@@ -1004,6 +1022,222 @@
             <w:r>
               <w:rPr>
                 <w:b/>
+                <w:color w:val="1C3A36"/>
+                <w:sz w:val="18"/>
+              </w:rPr>
+              <w:t>-39%</w:t>
+            </w:r>
+          </w:p>
+        </w:tc>
+      </w:tr>
+      <w:tr>
+        <w:tc>
+          <w:tcPr>
+            <w:tcW w:type="dxa" w:w="3672"/>
+          </w:tcPr>
+          <w:p>
+            <w:pPr>
+              <w:spacing w:after="20"/>
+            </w:pPr>
+            <w:r>
+              <w:rPr>
+                <w:color w:val="1C3A36"/>
+                <w:sz w:val="18"/>
+              </w:rPr>
+              <w:t>THE CENTRAL — the cash-flow lens, not an average</w:t>
+            </w:r>
+          </w:p>
+        </w:tc>
+        <w:tc>
+          <w:tcPr>
+            <w:tcW w:type="dxa" w:w="1181"/>
+          </w:tcPr>
+          <w:p>
+            <w:pPr>
+              <w:spacing w:after="20"/>
+              <w:jc w:val="right"/>
+            </w:pPr>
+            <w:r>
+              <w:rPr>
+                <w:color w:val="1C3A36"/>
+                <w:sz w:val="18"/>
+              </w:rPr>
+              <w:t>2.64</w:t>
+            </w:r>
+          </w:p>
+        </w:tc>
+        <w:tc>
+          <w:tcPr>
+            <w:tcW w:type="dxa" w:w="1181"/>
+          </w:tcPr>
+          <w:p>
+            <w:pPr>
+              <w:spacing w:after="20"/>
+              <w:jc w:val="right"/>
+            </w:pPr>
+            <w:r>
+              <w:rPr>
+                <w:color w:val="1C3A36"/>
+                <w:sz w:val="18"/>
+              </w:rPr>
+              <w:t>3.54</w:t>
+            </w:r>
+          </w:p>
+        </w:tc>
+        <w:tc>
+          <w:tcPr>
+            <w:tcW w:type="dxa" w:w="1181"/>
+          </w:tcPr>
+          <w:p>
+            <w:pPr>
+              <w:spacing w:after="20"/>
+              <w:jc w:val="right"/>
+            </w:pPr>
+            <w:r>
+              <w:rPr>
+                <w:color w:val="1C3A36"/>
+                <w:sz w:val="18"/>
+              </w:rPr>
+              <w:t>4.13</w:t>
+            </w:r>
+          </w:p>
+        </w:tc>
+        <w:tc>
+          <w:tcPr>
+            <w:tcW w:type="dxa" w:w="1123"/>
+          </w:tcPr>
+          <w:p>
+            <w:pPr>
+              <w:spacing w:after="20"/>
+              <w:jc w:val="right"/>
+            </w:pPr>
+            <w:r>
+              <w:rPr>
+                <w:color w:val="1C3A36"/>
+                <w:sz w:val="18"/>
+              </w:rPr>
+              <w:t>the class primary</w:t>
+            </w:r>
+          </w:p>
+        </w:tc>
+        <w:tc>
+          <w:tcPr>
+            <w:tcW w:type="dxa" w:w="1224"/>
+          </w:tcPr>
+          <w:p>
+            <w:pPr>
+              <w:spacing w:after="20"/>
+              <w:jc w:val="right"/>
+            </w:pPr>
+            <w:r>
+              <w:rPr>
+                <w:color w:val="1C3A36"/>
+                <w:sz w:val="18"/>
+              </w:rPr>
+              <w:t>+25%</w:t>
+            </w:r>
+          </w:p>
+        </w:tc>
+      </w:tr>
+      <w:tr>
+        <w:tc>
+          <w:tcPr>
+            <w:tcW w:type="dxa" w:w="3672"/>
+          </w:tcPr>
+          <w:p>
+            <w:pPr>
+              <w:spacing w:after="20"/>
+            </w:pPr>
+            <w:r>
+              <w:rPr>
+                <w:color w:val="1C3A36"/>
+                <w:sz w:val="18"/>
+              </w:rPr>
+              <w:t>NOT AVERAGED — the retired blend, published unused</w:t>
+            </w:r>
+          </w:p>
+        </w:tc>
+        <w:tc>
+          <w:tcPr>
+            <w:tcW w:type="dxa" w:w="1181"/>
+          </w:tcPr>
+          <w:p>
+            <w:pPr>
+              <w:spacing w:after="20"/>
+              <w:jc w:val="right"/>
+            </w:pPr>
+            <w:r>
+              <w:rPr>
+                <w:color w:val="1C3A36"/>
+                <w:sz w:val="18"/>
+              </w:rPr>
+            </w:r>
+          </w:p>
+        </w:tc>
+        <w:tc>
+          <w:tcPr>
+            <w:tcW w:type="dxa" w:w="1181"/>
+          </w:tcPr>
+          <w:p>
+            <w:pPr>
+              <w:spacing w:after="20"/>
+              <w:jc w:val="right"/>
+            </w:pPr>
+            <w:r>
+              <w:rPr>
+                <w:color w:val="1C3A36"/>
+                <w:sz w:val="18"/>
+              </w:rPr>
+              <w:t>2.50</w:t>
+            </w:r>
+          </w:p>
+        </w:tc>
+        <w:tc>
+          <w:tcPr>
+            <w:tcW w:type="dxa" w:w="1181"/>
+          </w:tcPr>
+          <w:p>
+            <w:pPr>
+              <w:spacing w:after="20"/>
+              <w:jc w:val="right"/>
+            </w:pPr>
+            <w:r>
+              <w:rPr>
+                <w:color w:val="1C3A36"/>
+                <w:sz w:val="18"/>
+              </w:rPr>
+            </w:r>
+          </w:p>
+        </w:tc>
+        <w:tc>
+          <w:tcPr>
+            <w:tcW w:type="dxa" w:w="1123"/>
+          </w:tcPr>
+          <w:p>
+            <w:pPr>
+              <w:spacing w:after="20"/>
+              <w:jc w:val="right"/>
+            </w:pPr>
+            <w:r>
+              <w:rPr>
+                <w:color w:val="1C3A36"/>
+                <w:sz w:val="18"/>
+              </w:rPr>
+              <w:t>retired</w:t>
+            </w:r>
+          </w:p>
+        </w:tc>
+        <w:tc>
+          <w:tcPr>
+            <w:tcW w:type="dxa" w:w="1224"/>
+          </w:tcPr>
+          <w:p>
+            <w:pPr>
+              <w:spacing w:after="20"/>
+              <w:jc w:val="right"/>
+            </w:pPr>
+            <w:r>
+              <w:rPr>
                 <w:color w:val="1C3A36"/>
                 <w:sz w:val="18"/>
               </w:rPr>
@@ -6065,7 +6299,7 @@
           <w:color w:val="1C3A36"/>
           <w:sz w:val="24"/>
         </w:rPr>
-        <w:t>1.5 · Synthesis — four lenses, one field</w:t>
+        <w:t>1.5 · Synthesis — one lens is the answer, the others sit beside it</w:t>
       </w:r>
     </w:p>
     <w:p>
@@ -6119,7 +6353,7 @@
           <w:color w:val="6E7B77"/>
           <w:sz w:val="17"/>
         </w:rPr>
-        <w:t>Figure 1 — the four lenses and the weighted central against the market price. The DCF span is the run-off-stress-to-growth-hold spread.</w:t>
+        <w:t>Figure 1 — the lenses against the market price. The cash-flow span is the run-off-stress-to-growth-hold spread of the same model.</w:t>
       </w:r>
     </w:p>
     <w:p>
@@ -6133,7 +6367,35 @@
           <w:color w:val="1C3A36"/>
           <w:sz w:val="21"/>
         </w:rPr>
-        <w:t>Weights: DCF 40% on backlog visibility; the three market lenses carry 60% jointly — and that structure IS how the float and governance friction is priced. One audit demanded an additional ~30% holding-company discount on top; that would charge the same friction twice, and is rejected with the reasoning stated here — the central already sits 30% below the DCF because of it. Result: AED 2.50, -12% above the market.</w:t>
+        <w:t>The cash-flow lens IS the answer, at AED 3.54, +25% against the market. The asset net asset value at AED 4.06, the relative multiple at AED 2.20 and book value at AED 1.74 are published beside it as cross-checks — the last of those a floor rather than a value — and none of them is averaged into it. They straddle the answer, which is information a single blended number destroys.</w:t>
+      </w:r>
+    </w:p>
+    <w:p>
+      <w:pPr>
+        <w:spacing w:after="120" w:before="0"/>
+      </w:pPr>
+      <w:r>
+        <w:rPr>
+          <w:b w:val="0"/>
+          <w:i w:val="0"/>
+          <w:color w:val="1C3A36"/>
+          <w:sz w:val="21"/>
+        </w:rPr>
+        <w:t>A previous edition published a weighted blend of four lenses at AED 2.50 instead. That is shown above, unused, because the change matters and hiding it would be worse than making it: the blend read -12% against the market where the cash-flow lens reads +25%, so it reversed the direction of this study's disagreement with the price, and it landed below the run-off stress path at AED 2.64 that section 1.7 records as falsified by the first-half disclosure.</w:t>
+      </w:r>
+    </w:p>
+    <w:p>
+      <w:pPr>
+        <w:spacing w:after="120" w:before="0"/>
+      </w:pPr>
+      <w:r>
+        <w:rPr>
+          <w:b w:val="0"/>
+          <w:i w:val="0"/>
+          <w:color w:val="1C3A36"/>
+          <w:sz w:val="21"/>
+        </w:rPr>
+        <w:t>ONE CONSEQUENCE IS STATED RATHER THAN LEFT TO BE NOTICED. Those weights were not only a view about method: they were also how this study priced the float and governance friction that comes with a 22% free float and a dominant sovereign shareholder, and they cost 30% of the cash-flow lens in doing it. With the blend gone that friction is NOT priced anywhere in the figure above. Whether an explicit discount belongs, and how large, is a judgement this edition does not make — it is left open, to be published as a contested judgement with both framings valued, rather than buried in a set of weights where a reader would have to reverse-engineer it before they could disagree with it.</w:t>
       </w:r>
     </w:p>
     <w:p>
@@ -10582,7 +10844,7 @@
           <w:color w:val="1C3A36"/>
           <w:sz w:val="21"/>
         </w:rPr>
-        <w:t>Second: the market is pricing the run-off stress with a further discount — the stress value of AED 2.64 needs a -7% holding-company-style haircut to land on the price. Third: the market lenses anchor on current multiples while the DCF anchors on the contracted backlog — and 68.7% of the DCF's enterprise value is terminal, which is where scepticism belongs; the working-capital honesty of this revision moved cash out of the explicit window and made that share larger, not smaller. The weighted central of AED 2.50 holds these readings in stated proportions rather than pretending they agree.</w:t>
+        <w:t>Second: the market is pricing the run-off stress with a further discount — the stress value of AED 2.64 needs a -7% holding-company-style haircut to land on the price. Third: the market lenses anchor on current multiples while the DCF anchors on the contracted backlog — and 68.7% of the DCF's enterprise value is terminal, which is where scepticism belongs; the working-capital honesty of this revision moved cash out of the explicit window and made that share larger, not smaller. The lenses are published side by side rather than reconciled: the cash-flow lens at AED 3.54 is the answer, and the others are shown where they fall rather than averaged into it, so a reader sees the disagreement instead of a number that conceals it.</w:t>
       </w:r>
     </w:p>
     <w:p>
@@ -10804,7 +11066,7 @@
           <w:color w:val="1C3A36"/>
           <w:sz w:val="21"/>
         </w:rPr>
-        <w:t>The three-month map says: a two-in-three chance the price sits between AED 2.64 and 3.09 on 2026-11-09; 59% odds that AED 2.69 trades at some point (just above the 2.70 support); 65% odds that AED 2.97 trades — just ABOVE the nearest resistance at 2.88, so a touch of it would already be a breakout signal. A reader holding this study's fundamental view should not expect the map to confirm it inside a quarter: the map is calibrated to realised volatility, not to the study's opinion, and a -12% revaluation is a multi-year event, visible first in collections, margins and the dividend decision.</w:t>
+        <w:t>The three-month map says: a two-in-three chance the price sits between AED 2.64 and 3.09 on 2026-11-09; 59% odds that AED 2.69 trades at some point (just above the 2.70 support); 65% odds that AED 2.97 trades — just ABOVE the nearest resistance at 2.88, so a touch of it would already be a breakout signal. A reader holding this study's fundamental view should not expect the map to confirm it inside a quarter: the map is calibrated to realised volatility, not to the study's opinion, and a +25% revaluation is a multi-year event, visible first in collections, margins and the dividend decision.</w:t>
       </w:r>
     </w:p>
     <w:p>
@@ -20365,7 +20627,7 @@
           <w:color w:val="1C3A36"/>
           <w:sz w:val="18"/>
         </w:rPr>
-        <w:t>Educational analysis. Not investment advice, not a recommendation, not an offer. No rating is expressed. The single weighted central is the centre of a stated range of model outputs, not a price target, and the full per-lens ranges are shown wherever it appears. The authors hold no position in MODON. Data as of 9 August 2026; prices as of the 7 August 2026 close. © Testahil 2026.</w:t>
+        <w:t>Educational analysis. Not investment advice, not a recommendation, not an offer. No rating is expressed. The central is one lens — the cash-flow model — and not an average of several; it is a model output rather than a price target, it is published inside a stated range of that same model's own paths, and the other lenses are shown beside it wherever it appears. The authors hold no position in MODON. Data as of 9 August 2026; prices as of the 7 August 2026 close. © Testahil 2026.</w:t>
       </w:r>
     </w:p>
     <w:sectPr>

--- a/engine/modon_study/MODON_Valuation_Study_10-08-2026_public.docx
+++ b/engine/modon_study/MODON_Valuation_Study_10-08-2026_public.docx
@@ -154,7 +154,7 @@
                 <w:color w:val="1C3A36"/>
                 <w:sz w:val="19"/>
               </w:rPr>
-              <w:t>THE ANSWER IS NOW ONE LENS RATHER THAN AN AVERAGE OF FOUR, and nothing in the forecast moved to do it. Earlier editions published a weighted blend of four lenses at AED 2.50; this one publishes the cash-flow model itself, at AED 3.54, with the asset value, the relative multiple and the book floor beside it as cross-checks. Two things follow and both are stated rather than left to be noticed. The direction of the disagreement with the market REVERSES — the blend read -12% against the price and the cash-flow lens reads +25% — and the float-and-governance friction that those weights were carrying, worth 30% of the cash-flow lens, is no longer priced anywhere in the answer. Section 1.5 says so plainly and leaves the question open rather than settling it inside a set of weights. The normalised-earnings lens is removed rather than re-weighted: a developer recognising revenue against completion reports earnings that are an accident of which project completed in which year.</w:t>
+              <w:t>THE ANSWER IS NOW ONE LENS RATHER THAN AN AVERAGE OF FOUR, and nothing in the forecast moved to do it. Earlier editions published a weighted blend of four lenses at AED 2.66; this one publishes the cash-flow model itself, at AED 3.91, with the asset value, the relative multiple and the book floor beside it as cross-checks. Two things follow and both are stated rather than left to be noticed. The direction of the disagreement with the market REVERSES — the blend read -6% against the price and the cash-flow lens reads +38% — and the float-and-governance friction that those weights were carrying, worth 32% of the cash-flow lens, is no longer priced anywhere in the answer. Section 1.5 says so plainly and leaves the question open rather than settling it inside a set of weights. The normalised-earnings lens is removed rather than re-weighted: a developer recognising revenue against completion reports earnings that are an accident of which project completed in which year.</w:t>
             </w:r>
           </w:p>
           <w:p>
@@ -174,7 +174,7 @@
                 <w:color w:val="1C3A36"/>
                 <w:sz w:val="19"/>
               </w:rPr>
-              <w:t>One input changed and it changed the verdict. Revisions 1 and 2 could not obtain the exchange's official index and measured the stock's market sensitivity against a composite built from this study's own price library, flagged in both editions as a stand-in. The official FTSE ADX General series has since been obtained, and the regression is now run against it on the house method — including the correction for thin trading that a stock with 84.75% of its shares in one pair of hands requires, and which a plain regression understates. Beta goes from 1.03 to 1.75 and the cost of equity from 9.08% to 12.56%; on the blend this study published at the time that took the answer from AED 3.38 to AED 2.50. Nothing in the forecast moved: not a revenue line, not a margin, not the backlog. The stand-in flattered the company and the correction is reported here rather than absorbed quietly. Beta is the input this valuation is most exposed to, and its 90% range (1.09-2.40) is wide; section 1.9 prices it.</w:t>
+              <w:t>One input changed and it changed the verdict. Revisions 1 and 2 could not obtain the exchange's official index and measured the stock's market sensitivity against a composite built from this study's own price library, flagged in both editions as a stand-in. The official FTSE ADX General series has since been obtained, and the regression is now run against it on the house method — including the correction for thin trading that a stock with 84.75% of its shares in one pair of hands requires, and which a plain regression understates. Beta goes from 1.03 to 1.75 and the cost of equity from 9.08% to 12.56%; on the blend this study published at the time that took the answer from AED 3.38 to AED 2.66. Nothing in the forecast moved: not a revenue line, not a margin, not the backlog. The stand-in flattered the company and the correction is reported here rather than absorbed quietly. Beta is the input this valuation is most exposed to, and its 90% range (1.09-2.40) is wide; section 1.9 prices it.</w:t>
             </w:r>
           </w:p>
           <w:p>
@@ -270,7 +270,7 @@
           <w:color w:val="1C3A36"/>
           <w:sz w:val="24"/>
         </w:rPr>
-        <w:t xml:space="preserve">Fair value AED 2.64–4.13 per share — the cash-flow lens under the run-off and growth-hold paths of the same model, not a distribution and not a spread across methods — with a central of AED 3.54 against a market price of AED 2.83 (+25%). </w:t>
+        <w:t xml:space="preserve">Fair value AED 2.75–4.68 per share — the cash-flow lens under the run-off and growth-hold paths of the same model, not a distribution and not a spread across methods — with a central of AED 3.91 against a market price of AED 2.83 (+38%). </w:t>
       </w:r>
     </w:p>
     <w:p>
@@ -298,7 +298,7 @@
           <w:color w:val="1C3A36"/>
           <w:sz w:val="21"/>
         </w:rPr>
-        <w:t>The cash-flow reading of that backlog is worth AED 3.54 per share on the base path, and AED 2.64 even if launches halve and fade (the run-off stress). The market lenses sit lower: the peer multiple implies about AED 2.20, normalised mid-cycle earnings about AED 1.46, and book value at a justified multiple about AED 1.74. The market prices Modon at 11.5x trailing attributable earnings against 8.1x for Aldar on the same basis. Section 4 prices the gap; section 1.7 shows both sales paths in full.</w:t>
+        <w:t>The cash-flow reading of that backlog is worth AED 3.91 per share on the base path, and AED 2.75 even if launches halve and fade (the run-off stress). The market lenses sit lower: the peer multiple implies about AED 2.20, normalised mid-cycle earnings about AED 1.46, and book value at a justified multiple about AED 1.82. The market prices Modon at 11.5x trailing attributable earnings against 8.1x for Aldar on the same basis. Section 4 prices the gap; section 1.7 shows both sales paths in full.</w:t>
       </w:r>
     </w:p>
     <w:p>
@@ -507,7 +507,7 @@
                 <w:color w:val="1C3A36"/>
                 <w:sz w:val="18"/>
               </w:rPr>
-              <w:t>2.64</w:t>
+              <w:t>2.75</w:t>
             </w:r>
           </w:p>
         </w:tc>
@@ -525,7 +525,7 @@
                 <w:color w:val="1C3A36"/>
                 <w:sz w:val="18"/>
               </w:rPr>
-              <w:t>3.54</w:t>
+              <w:t>3.91</w:t>
             </w:r>
           </w:p>
         </w:tc>
@@ -543,7 +543,7 @@
                 <w:color w:val="1C3A36"/>
                 <w:sz w:val="18"/>
               </w:rPr>
-              <w:t>4.13</w:t>
+              <w:t>4.68</w:t>
             </w:r>
           </w:p>
         </w:tc>
@@ -579,7 +579,7 @@
                 <w:color w:val="1C3A36"/>
                 <w:sz w:val="18"/>
               </w:rPr>
-              <w:t>+25%</w:t>
+              <w:t>+38%</w:t>
             </w:r>
           </w:p>
         </w:tc>
@@ -945,7 +945,7 @@
                 <w:color w:val="1C3A36"/>
                 <w:sz w:val="18"/>
               </w:rPr>
-              <w:t>1.04</w:t>
+              <w:t>1.16</w:t>
             </w:r>
           </w:p>
         </w:tc>
@@ -965,7 +965,7 @@
                 <w:color w:val="1C3A36"/>
                 <w:sz w:val="18"/>
               </w:rPr>
-              <w:t>1.74</w:t>
+              <w:t>1.82</w:t>
             </w:r>
           </w:p>
         </w:tc>
@@ -985,7 +985,7 @@
                 <w:color w:val="1C3A36"/>
                 <w:sz w:val="18"/>
               </w:rPr>
-              <w:t>2.43</w:t>
+              <w:t>2.48</w:t>
             </w:r>
           </w:p>
         </w:tc>
@@ -1025,7 +1025,7 @@
                 <w:color w:val="1C3A36"/>
                 <w:sz w:val="18"/>
               </w:rPr>
-              <w:t>-39%</w:t>
+              <w:t>-36%</w:t>
             </w:r>
           </w:p>
         </w:tc>
@@ -1062,7 +1062,7 @@
                 <w:color w:val="1C3A36"/>
                 <w:sz w:val="18"/>
               </w:rPr>
-              <w:t>2.64</w:t>
+              <w:t>2.75</w:t>
             </w:r>
           </w:p>
         </w:tc>
@@ -1080,7 +1080,7 @@
                 <w:color w:val="1C3A36"/>
                 <w:sz w:val="18"/>
               </w:rPr>
-              <w:t>3.54</w:t>
+              <w:t>3.91</w:t>
             </w:r>
           </w:p>
         </w:tc>
@@ -1098,7 +1098,7 @@
                 <w:color w:val="1C3A36"/>
                 <w:sz w:val="18"/>
               </w:rPr>
-              <w:t>4.13</w:t>
+              <w:t>4.68</w:t>
             </w:r>
           </w:p>
         </w:tc>
@@ -1134,7 +1134,7 @@
                 <w:color w:val="1C3A36"/>
                 <w:sz w:val="18"/>
               </w:rPr>
-              <w:t>+25%</w:t>
+              <w:t>+38%</w:t>
             </w:r>
           </w:p>
         </w:tc>
@@ -1188,7 +1188,7 @@
                 <w:color w:val="1C3A36"/>
                 <w:sz w:val="18"/>
               </w:rPr>
-              <w:t>2.50</w:t>
+              <w:t>2.66</w:t>
             </w:r>
           </w:p>
         </w:tc>
@@ -1241,7 +1241,7 @@
                 <w:color w:val="1C3A36"/>
                 <w:sz w:val="18"/>
               </w:rPr>
-              <w:t>-12%</w:t>
+              <w:t>-6%</w:t>
             </w:r>
           </w:p>
         </w:tc>
@@ -1260,7 +1260,7 @@
                 <w:color w:val="1C3A36"/>
                 <w:sz w:val="18"/>
               </w:rPr>
-              <w:t>DCF terminal value share of enterprise value: 68.7%</w:t>
+              <w:t>DCF terminal value share of enterprise value: 71.7%</w:t>
             </w:r>
           </w:p>
         </w:tc>
@@ -1495,7 +1495,7 @@
           <w:color w:val="1C3A36"/>
           <w:sz w:val="21"/>
         </w:rPr>
-        <w:t>base path AED 3.54 · run-off stress AED 2.64. Same balance sheet, different sales paths; never averaged. The realised H1-2026 sales of AED 26bn falsified the run-off as a central scenario — it is retained as the stress bound.</w:t>
+        <w:t>base path AED 3.91 · run-off stress AED 2.75. Same balance sheet, different sales paths; never averaged. The realised H1-2026 sales of AED 26bn falsified the run-off as a central scenario — it is retained as the stress bound.</w:t>
       </w:r>
     </w:p>
     <w:p>
@@ -4973,7 +4973,35 @@
           <w:color w:val="1C3A36"/>
           <w:sz w:val="21"/>
         </w:rPr>
-        <w:t>Terminal block. Terminal growth 2.5%; terminal return on capital 8.5% — deliberately below the model's own forecast path (which reaches ~13% by FY2030E as capital releases while profit grows) and above the FY2025 clean achieved 6.1%, a stated mean-reversion margin of safety. Reinvestment = g/ROIC = 29.4%, derived. The terminal debt weight is no longer assumed: it is DERIVED from the model's own FY2030E balance sheet (8.0%), which puts the terminal rate at 11.92% — ABOVE the explicit-window rate, where the first edition had it below. Terminal value AED 62,758mn, worth AED 38,939mn today — 68.7% of enterprise value, a share the reader should see and judge; the working-capital absorption in the explicit years pushes it up, and section 1.9 prices the terminal-return case both ways.</w:t>
+        <w:t>Terminal block. Growth beyond the forecast is stated as a REAL rate and the headline rate is derived from it: real growth of 0.0% on the 2.0% long-run inflation this economy is expected to run gives a nominal 2.0%. Stating it the other way round — typing a nominal figure — hides whether the company is assumed to grow faster than prices or more slowly than them, and here the assumption is neither: the business is assumed to hold its real size for ever.</w:t>
+      </w:r>
+    </w:p>
+    <w:p>
+      <w:pPr>
+        <w:spacing w:after="120" w:before="0"/>
+      </w:pPr>
+      <w:r>
+        <w:rPr>
+          <w:b w:val="0"/>
+          <w:i w:val="0"/>
+          <w:color w:val="1C3A36"/>
+          <w:sz w:val="21"/>
+        </w:rPr>
+        <w:t>What the terminal charges for is capital MAINTENANCE, at what replacement actually costs. Terminal operating profit after tax is AED 8,333mn; book depreciation of AED 810mn is added back because that profit is already struck after it, and against it the model charges AED 1,329mn — the same depreciation escalated over half the 50-year life the company discloses for its longest-lived assets, which is what replacing them costs in the money of the day rather than the money they were bought with. Inflation on the working capital this business carries takes a further AED 757mn, and real growth is charged nothing because none is assumed. That leaves AED 7,057mn of free cash flow, 84.7% of terminal profit.</w:t>
+      </w:r>
+    </w:p>
+    <w:p>
+      <w:pPr>
+        <w:spacing w:after="120" w:before="0"/>
+      </w:pPr>
+      <w:r>
+        <w:rPr>
+          <w:b w:val="0"/>
+          <w:i w:val="0"/>
+          <w:color w:val="1C3A36"/>
+          <w:sz w:val="21"/>
+        </w:rPr>
+        <w:t>The terminal debt weight is not assumed either: it is derived from the model's own FY2030E balance sheet (8.0%), which puts the terminal rate at 11.92% — above the explicit-window rate, where the first edition had it below. Terminal value AED 72,573mn, worth AED 45,029mn today — 71.7% of enterprise value, a share the reader should see and judge; the working-capital absorption in the explicit years pushes it up. A useful marker beside it: a business that simply held its profit flat for ever, charging only the depreciation its books already record, would be worth AED 69,916mn, so the terminal here sits 3.8% above that marker. Section 1.9 prices the terminal assumptions both ways.</w:t>
       </w:r>
     </w:p>
     <w:tbl>
@@ -5111,7 +5139,7 @@
                 <w:color w:val="1C3A36"/>
                 <w:sz w:val="18"/>
               </w:rPr>
-              <w:t>38,939</w:t>
+              <w:t>45,029</w:t>
             </w:r>
           </w:p>
         </w:tc>
@@ -5152,7 +5180,7 @@
                 <w:color w:val="1C3A36"/>
                 <w:sz w:val="18"/>
               </w:rPr>
-              <w:t>56,712</w:t>
+              <w:t>62,802</w:t>
             </w:r>
           </w:p>
         </w:tc>
@@ -5171,7 +5199,7 @@
                 <w:color w:val="1C3A36"/>
                 <w:sz w:val="18"/>
               </w:rPr>
-              <w:t xml:space="preserve">  of which terminal value: 68.7%</w:t>
+              <w:t xml:space="preserve">  of which terminal value: 71.7%</w:t>
             </w:r>
           </w:p>
         </w:tc>
@@ -5446,7 +5474,7 @@
                 <w:color w:val="1C3A36"/>
                 <w:sz w:val="18"/>
               </w:rPr>
-              <w:t>-1,148</w:t>
+              <w:t>-1,270</w:t>
             </w:r>
           </w:p>
         </w:tc>
@@ -5487,7 +5515,7 @@
                 <w:color w:val="1C3A36"/>
                 <w:sz w:val="18"/>
               </w:rPr>
-              <w:t>57,197</w:t>
+              <w:t>63,165</w:t>
             </w:r>
           </w:p>
         </w:tc>
@@ -5524,7 +5552,7 @@
                 <w:color w:val="1C3A36"/>
                 <w:sz w:val="18"/>
               </w:rPr>
-              <w:t>3.50</w:t>
+              <w:t>3.86</w:t>
             </w:r>
           </w:p>
         </w:tc>
@@ -5565,7 +5593,7 @@
                 <w:color w:val="1C3A36"/>
                 <w:sz w:val="18"/>
               </w:rPr>
-              <w:t>3.54</w:t>
+              <w:t>3.91</w:t>
             </w:r>
           </w:p>
         </w:tc>
@@ -5587,7 +5615,7 @@
           <w:color w:val="6E7B77"/>
           <w:sz w:val="17"/>
         </w:rPr>
-        <w:t>Gross-cash alternative (first edition's basis): AED 3.77; book-NCI alternative: AED 3.56. Both are shown in the workbook. On the strict all-cash basis the company holds net cash of AED 2,762mn; on its own available-cash definition it reports net debt of AED 912mn — both framings stated.</w:t>
+        <w:t>Gross-cash alternative (first edition's basis): AED 4.14; book-NCI alternative: AED 3.93. Both are shown in the workbook. On the strict all-cash basis the company holds net cash of AED 2,762mn; on its own available-cash definition it reports net debt of AED 912mn — both framings stated.</w:t>
       </w:r>
     </w:p>
     <w:p>
@@ -5615,7 +5643,7 @@
           <w:color w:val="1C3A36"/>
           <w:sz w:val="21"/>
         </w:rPr>
-        <w:t>Attributable equity at 30 June 2026 is AED 56,397mn — AED 3.45 per share, so the market pays 0.82x book. One cleaning, tied to the disclosed line items: FY2025 carried AED 735mn of fair-value and disposal gains; removing them (tax-effected) puts clean attributable return on average equity at 6.6% against 7.8% reported. The 7.5% used here is a forward-sustainable judgement, not that cleaning: it sits between the mechanical clean figure and the model's own forecast path (10.3% rising), and the first edition's conflation of the two — flagged by the audits — is withdrawn. Justified price-to-book = (7.5% − 2.5%) / (12.56% − 2.5%) = 0.50x, worth AED 1.74 per share rolled to the anchor — this lens is now struck on the same date as the others.</w:t>
+        <w:t>Attributable equity at 30 June 2026 is AED 56,397mn — AED 3.45 per share, so the market pays 0.82x book. One cleaning, tied to the disclosed line items: FY2025 carried AED 735mn of fair-value and disposal gains; removing them (tax-effected) puts clean attributable return on average equity at 6.6% against 7.8% reported. The 7.5% used here is a forward-sustainable judgement, not that cleaning: it sits between the mechanical clean figure and the model's own forecast path (10.3% rising), and the first edition's conflation of the two — flagged by the audits — is withdrawn. Justified price-to-book = (7.5% − 2.0%) / (12.56% − 2.0%) = 0.52x, worth AED 1.82 per share rolled to the anchor — this lens is now struck on the same date as the others.</w:t>
       </w:r>
     </w:p>
     <w:p>
@@ -6367,7 +6395,7 @@
           <w:color w:val="1C3A36"/>
           <w:sz w:val="21"/>
         </w:rPr>
-        <w:t>The cash-flow lens IS the answer, at AED 3.54, +25% against the market. The asset net asset value at AED 4.06, the relative multiple at AED 2.20 and book value at AED 1.74 are published beside it as cross-checks — the last of those a floor rather than a value — and none of them is averaged into it. They straddle the answer, which is information a single blended number destroys.</w:t>
+        <w:t>The cash-flow lens IS the answer, at AED 3.91, +38% against the market. The asset net asset value at AED 4.06, the relative multiple at AED 2.20 and book value at AED 1.82 are published beside it as cross-checks — the last of those a floor rather than a value — and none of them is averaged into it. They straddle the answer, which is information a single blended number destroys.</w:t>
       </w:r>
     </w:p>
     <w:p>
@@ -6381,7 +6409,7 @@
           <w:color w:val="1C3A36"/>
           <w:sz w:val="21"/>
         </w:rPr>
-        <w:t>A previous edition published a weighted blend of four lenses at AED 2.50 instead. That is shown above, unused, because the change matters and hiding it would be worse than making it: the blend read -12% against the market where the cash-flow lens reads +25%, so it reversed the direction of this study's disagreement with the price, and it landed below the run-off stress path at AED 2.64 that section 1.7 records as falsified by the first-half disclosure.</w:t>
+        <w:t>A previous edition published a weighted blend of four lenses at AED 2.66 instead. That is shown above, unused, because the change matters and hiding it would be worse than making it: the blend read -6% against the market where the cash-flow lens reads +38%, so it reversed the direction of this study's disagreement with the price, and it landed below the run-off stress path at AED 2.75 that section 1.7 records as falsified by the first-half disclosure.</w:t>
       </w:r>
     </w:p>
     <w:p>
@@ -6395,7 +6423,7 @@
           <w:color w:val="1C3A36"/>
           <w:sz w:val="21"/>
         </w:rPr>
-        <w:t>ONE CONSEQUENCE IS STATED RATHER THAN LEFT TO BE NOTICED. Those weights were not only a view about method: they were also how this study priced the float and governance friction that comes with a 22% free float and a dominant sovereign shareholder, and they cost 30% of the cash-flow lens in doing it. With the blend gone that friction is NOT priced anywhere in the figure above. Whether an explicit discount belongs, and how large, is a judgement this edition does not make — it is left open, to be published as a contested judgement with both framings valued, rather than buried in a set of weights where a reader would have to reverse-engineer it before they could disagree with it.</w:t>
+        <w:t>ONE CONSEQUENCE IS STATED RATHER THAN LEFT TO BE NOTICED. Those weights were not only a view about method: they were also how this study priced the float and governance friction that comes with a 22% free float and a dominant sovereign shareholder, and they cost 32% of the cash-flow lens in doing it. With the blend gone that friction is NOT priced anywhere in the figure above. Whether an explicit discount belongs, and how large, is a judgement this edition does not make — it is left open, to be published as a contested judgement with both framings valued, rather than buried in a set of weights where a reader would have to reverse-engineer it before they could disagree with it.</w:t>
       </w:r>
     </w:p>
     <w:p>
@@ -7258,7 +7286,7 @@
                 <w:color w:val="1C3A36"/>
                 <w:sz w:val="17"/>
               </w:rPr>
-              <w:t>AED 3.54</w:t>
+              <w:t>AED 3.91</w:t>
             </w:r>
           </w:p>
         </w:tc>
@@ -7278,7 +7306,7 @@
                 <w:color w:val="1C3A36"/>
                 <w:sz w:val="17"/>
               </w:rPr>
-              <w:t>AED 2.64</w:t>
+              <w:t>AED 2.75</w:t>
             </w:r>
           </w:p>
         </w:tc>
@@ -7355,7 +7383,7 @@
           <w:color w:val="1C3A36"/>
           <w:sz w:val="21"/>
         </w:rPr>
-        <w:t>Even the stress reading values the group -7% against the market price; the growth-hold upper reading (sales held near the realised pace) reaches AED 4.13. All three driver vectors are published in the workbook.</w:t>
+        <w:t>Even the stress reading values the group -3% against the market price; the growth-hold upper reading (sales held near the realised pace) reaches AED 4.68. All three driver vectors are published in the workbook.</w:t>
       </w:r>
     </w:p>
     <w:p>
@@ -8391,7 +8419,7 @@
           <w:color w:val="1C3A36"/>
           <w:sz w:val="21"/>
         </w:rPr>
-        <w:t>Priced stress readings: charging the 17% of revenue earned outside the UAE (the audited geographic split in the revenue note — recognised revenue, not contracted sales) with Egypt's country premium cuts the DCF to AED 2.83; the mid-2026 conflict premium stays retired on the auction evidence, with a +2-point cost-of-equity strip below. Tax at the 15% domestic-minimum floor plus the observed foreign uplift.</w:t>
+        <w:t>Priced stress readings: charging the 17% of revenue earned outside the UAE (the audited geographic split in the revenue note — recognised revenue, not contracted sales) with Egypt's country premium cuts the DCF to AED 3.12; the mid-2026 conflict premium stays retired on the auction evidence, with a +2-point cost-of-equity strip below. Tax at the 15% domestic-minimum floor plus the observed foreign uplift.</w:t>
       </w:r>
     </w:p>
     <w:p>
@@ -8459,7 +8487,7 @@
           <w:color w:val="6E7B77"/>
           <w:sz w:val="17"/>
         </w:rPr>
-        <w:t>Figure 2 — DCF fair value across cost-of-equity shifts and terminal growth. Rebuilt so the centre cell equals the base case (the first edition's grid used a different terminal convention from its own base — an audit finding). Read the rows left to right: MORE terminal growth now SUBTRACTS value. That is not an error — at revision 3 the terminal cost of capital (11.9%) sits above the terminal return on capital (8.5%), so profit reinvested in the terminal block earns less than it costs, and growing it faster destroys value. At revision 2 the two were within a fifth of a point of each other and the same rows were nearly flat. The gradient inverted because beta rose, not because the business changed.</w:t>
+        <w:t>Figure 2 — DCF fair value across cost-of-equity shifts and terminal growth. The centre cell equals the base case, and the grid is built around whatever the base growth is rather than around a fixed set of rates, so it cannot drift off its own centre when the assumption moves. Read the rows left to right: more terminal growth ADDS value, by AED 0.15 a share for each half point. Earlier editions of this study showed the opposite, and the reversal is worth a sentence: they charged growth by assuming the whole capital base had to be rebuilt every 50 years, which is a fact about the inflation rate and not about a building, and at this company's assumed returns that charge cost more than the growth was worth. The terminal now charges what replacing the assets actually costs and what growth actually consumes, and growth pays for itself again.</w:t>
       </w:r>
     </w:p>
     <w:tbl>
@@ -8640,7 +8668,7 @@
                 <w:color w:val="1C3A36"/>
                 <w:sz w:val="18"/>
               </w:rPr>
-              <w:t>5.60</w:t>
+              <w:t>6.12</w:t>
             </w:r>
           </w:p>
         </w:tc>
@@ -8658,7 +8686,7 @@
                 <w:color w:val="1C3A36"/>
                 <w:sz w:val="18"/>
               </w:rPr>
-              <w:t>4.33</w:t>
+              <w:t>4.78</w:t>
             </w:r>
           </w:p>
         </w:tc>
@@ -8676,7 +8704,7 @@
                 <w:color w:val="1C3A36"/>
                 <w:sz w:val="18"/>
               </w:rPr>
-              <w:t>3.54</w:t>
+              <w:t>3.91</w:t>
             </w:r>
           </w:p>
         </w:tc>
@@ -8694,7 +8722,7 @@
                 <w:color w:val="1C3A36"/>
                 <w:sz w:val="18"/>
               </w:rPr>
-              <w:t>3.00</w:t>
+              <w:t>3.31</w:t>
             </w:r>
           </w:p>
         </w:tc>
@@ -8712,7 +8740,7 @@
                 <w:color w:val="1C3A36"/>
                 <w:sz w:val="18"/>
               </w:rPr>
-              <w:t>2.60</w:t>
+              <w:t>2.87</w:t>
             </w:r>
           </w:p>
         </w:tc>
@@ -8749,7 +8777,7 @@
                 <w:color w:val="1C3A36"/>
                 <w:sz w:val="18"/>
               </w:rPr>
-              <w:t>3.24</w:t>
+              <w:t>3.53</w:t>
             </w:r>
           </w:p>
         </w:tc>
@@ -8767,7 +8795,7 @@
                 <w:color w:val="1C3A36"/>
                 <w:sz w:val="18"/>
               </w:rPr>
-              <w:t>3.39</w:t>
+              <w:t>3.72</w:t>
             </w:r>
           </w:p>
         </w:tc>
@@ -8785,7 +8813,7 @@
                 <w:color w:val="1C3A36"/>
                 <w:sz w:val="18"/>
               </w:rPr>
-              <w:t>3.54</w:t>
+              <w:t>3.91</w:t>
             </w:r>
           </w:p>
         </w:tc>
@@ -8803,7 +8831,7 @@
                 <w:color w:val="1C3A36"/>
                 <w:sz w:val="18"/>
               </w:rPr>
-              <w:t>3.69</w:t>
+              <w:t>4.10</w:t>
             </w:r>
           </w:p>
         </w:tc>
@@ -8821,7 +8849,7 @@
                 <w:color w:val="1C3A36"/>
                 <w:sz w:val="18"/>
               </w:rPr>
-              <w:t>3.85</w:t>
+              <w:t>4.30</w:t>
             </w:r>
           </w:p>
         </w:tc>
@@ -8858,7 +8886,7 @@
                 <w:color w:val="1C3A36"/>
                 <w:sz w:val="18"/>
               </w:rPr>
-              <w:t>3.20</w:t>
+              <w:t>3.51</w:t>
             </w:r>
           </w:p>
         </w:tc>
@@ -8876,7 +8904,7 @@
                 <w:color w:val="1C3A36"/>
                 <w:sz w:val="18"/>
               </w:rPr>
-              <w:t>3.38</w:t>
+              <w:t>3.73</w:t>
             </w:r>
           </w:p>
         </w:tc>
@@ -8894,7 +8922,7 @@
                 <w:color w:val="1C3A36"/>
                 <w:sz w:val="18"/>
               </w:rPr>
-              <w:t>3.54</w:t>
+              <w:t>3.91</w:t>
             </w:r>
           </w:p>
         </w:tc>
@@ -8912,7 +8940,7 @@
                 <w:color w:val="1C3A36"/>
                 <w:sz w:val="18"/>
               </w:rPr>
-              <w:t>3.68</w:t>
+              <w:t>4.07</w:t>
             </w:r>
           </w:p>
         </w:tc>
@@ -8930,7 +8958,7 @@
                 <w:color w:val="1C3A36"/>
                 <w:sz w:val="18"/>
               </w:rPr>
-              <w:t>3.80</w:t>
+              <w:t>4.20</w:t>
             </w:r>
           </w:p>
         </w:tc>
@@ -8967,7 +8995,7 @@
                 <w:color w:val="1C3A36"/>
                 <w:sz w:val="18"/>
               </w:rPr>
-              <w:t>2.83</w:t>
+              <w:t>2.99</w:t>
             </w:r>
           </w:p>
         </w:tc>
@@ -8985,7 +9013,7 @@
                 <w:color w:val="1C3A36"/>
                 <w:sz w:val="18"/>
               </w:rPr>
-              <w:t>3.19</w:t>
+              <w:t>3.45</w:t>
             </w:r>
           </w:p>
         </w:tc>
@@ -9003,7 +9031,7 @@
                 <w:color w:val="1C3A36"/>
                 <w:sz w:val="18"/>
               </w:rPr>
-              <w:t>3.54</w:t>
+              <w:t>3.91</w:t>
             </w:r>
           </w:p>
         </w:tc>
@@ -9021,7 +9049,7 @@
                 <w:color w:val="1C3A36"/>
                 <w:sz w:val="18"/>
               </w:rPr>
-              <w:t>3.90</w:t>
+              <w:t>4.37</w:t>
             </w:r>
           </w:p>
         </w:tc>
@@ -9039,7 +9067,7 @@
                 <w:color w:val="1C3A36"/>
                 <w:sz w:val="18"/>
               </w:rPr>
-              <w:t>4.26</w:t>
+              <w:t>4.84</w:t>
             </w:r>
           </w:p>
         </w:tc>
@@ -9076,7 +9104,7 @@
                 <w:color w:val="1C3A36"/>
                 <w:sz w:val="18"/>
               </w:rPr>
-              <w:t>3.31</w:t>
+              <w:t>3.68</w:t>
             </w:r>
           </w:p>
         </w:tc>
@@ -9094,7 +9122,7 @@
                 <w:color w:val="1C3A36"/>
                 <w:sz w:val="18"/>
               </w:rPr>
-              <w:t>3.42</w:t>
+              <w:t>3.79</w:t>
             </w:r>
           </w:p>
         </w:tc>
@@ -9112,7 +9140,7 @@
                 <w:color w:val="1C3A36"/>
                 <w:sz w:val="18"/>
               </w:rPr>
-              <w:t>3.54</w:t>
+              <w:t>3.91</w:t>
             </w:r>
           </w:p>
         </w:tc>
@@ -9130,7 +9158,7 @@
                 <w:color w:val="1C3A36"/>
                 <w:sz w:val="18"/>
               </w:rPr>
-              <w:t>3.66</w:t>
+              <w:t>4.03</w:t>
             </w:r>
           </w:p>
         </w:tc>
@@ -9148,7 +9176,7 @@
                 <w:color w:val="1C3A36"/>
                 <w:sz w:val="18"/>
               </w:rPr>
-              <w:t>3.78</w:t>
+              <w:t>4.15</w:t>
             </w:r>
           </w:p>
         </w:tc>
@@ -9185,7 +9213,7 @@
                 <w:color w:val="1C3A36"/>
                 <w:sz w:val="18"/>
               </w:rPr>
-              <w:t>3.86</w:t>
+              <w:t>4.27</w:t>
             </w:r>
           </w:p>
         </w:tc>
@@ -9203,7 +9231,7 @@
                 <w:color w:val="1C3A36"/>
                 <w:sz w:val="18"/>
               </w:rPr>
-              <w:t>3.70</w:t>
+              <w:t>4.09</w:t>
             </w:r>
           </w:p>
         </w:tc>
@@ -9221,7 +9249,7 @@
                 <w:color w:val="1C3A36"/>
                 <w:sz w:val="18"/>
               </w:rPr>
-              <w:t>3.54</w:t>
+              <w:t>3.91</w:t>
             </w:r>
           </w:p>
         </w:tc>
@@ -9239,7 +9267,7 @@
                 <w:color w:val="1C3A36"/>
                 <w:sz w:val="18"/>
               </w:rPr>
-              <w:t>3.39</w:t>
+              <w:t>3.73</w:t>
             </w:r>
           </w:p>
         </w:tc>
@@ -9257,7 +9285,7 @@
                 <w:color w:val="1C3A36"/>
                 <w:sz w:val="18"/>
               </w:rPr>
-              <w:t>3.23</w:t>
+              <w:t>3.55</w:t>
             </w:r>
           </w:p>
         </w:tc>
@@ -9294,7 +9322,7 @@
                 <w:color w:val="1C3A36"/>
                 <w:sz w:val="18"/>
               </w:rPr>
-              <w:t>3.54</w:t>
+              <w:t>3.91</w:t>
             </w:r>
           </w:p>
         </w:tc>
@@ -9312,7 +9340,7 @@
                 <w:color w:val="1C3A36"/>
                 <w:sz w:val="18"/>
               </w:rPr>
-              <w:t>3.38</w:t>
+              <w:t>3.74</w:t>
             </w:r>
           </w:p>
         </w:tc>
@@ -9330,7 +9358,7 @@
                 <w:color w:val="1C3A36"/>
                 <w:sz w:val="18"/>
               </w:rPr>
-              <w:t>3.24</w:t>
+              <w:t>3.58</w:t>
             </w:r>
           </w:p>
         </w:tc>
@@ -9348,7 +9376,7 @@
                 <w:color w:val="1C3A36"/>
                 <w:sz w:val="18"/>
               </w:rPr>
-              <w:t>3.11</w:t>
+              <w:t>3.43</w:t>
             </w:r>
           </w:p>
         </w:tc>
@@ -9366,7 +9394,7 @@
                 <w:color w:val="1C3A36"/>
                 <w:sz w:val="18"/>
               </w:rPr>
-              <w:t>2.98</w:t>
+              <w:t>3.29</w:t>
             </w:r>
           </w:p>
         </w:tc>
@@ -10830,7 +10858,7 @@
           <w:color w:val="1C3A36"/>
           <w:sz w:val="21"/>
         </w:rPr>
-        <w:t>The gap narrowed but did not close. The cash-flow lenses say AED 2.64–4.13 depending on the sales path; the market lenses say AED 1.46–1.74. Three readings, each priced. First: the market is charging for risk. Making the base cash flows worth AED 2.83 requires a cost of equity of 15.3% — 2.7% above the built-up rate: a hard-currency frontier-credit premium on a AA-sovereign's own developer. Materially less absurd than it sounds, given ~85% state ownership, related-party land sales at 67% gross margins, and a receivable book that consumed AED 5.4bn of cash in six months.</w:t>
+        <w:t>The gap narrowed but did not close. The cash-flow lenses say AED 2.75–4.68 depending on the sales path; the market lenses say AED 1.46–1.82. Three readings, each priced. First: the market is charging for risk. Making the base cash flows worth AED 2.83 requires a cost of equity of 16.6% — 4.0% above the built-up rate: a hard-currency frontier-credit premium on a AA-sovereign's own developer. Materially less absurd than it sounds, given ~85% state ownership, related-party land sales at 67% gross margins, and a receivable book that consumed AED 5.4bn of cash in six months.</w:t>
       </w:r>
     </w:p>
     <w:p>
@@ -10844,7 +10872,7 @@
           <w:color w:val="1C3A36"/>
           <w:sz w:val="21"/>
         </w:rPr>
-        <w:t>Second: the market is pricing the run-off stress with a further discount — the stress value of AED 2.64 needs a -7% holding-company-style haircut to land on the price. Third: the market lenses anchor on current multiples while the DCF anchors on the contracted backlog — and 68.7% of the DCF's enterprise value is terminal, which is where scepticism belongs; the working-capital honesty of this revision moved cash out of the explicit window and made that share larger, not smaller. The lenses are published side by side rather than reconciled: the cash-flow lens at AED 3.54 is the answer, and the others are shown where they fall rather than averaged into it, so a reader sees the disagreement instead of a number that conceals it.</w:t>
+        <w:t>Second: the market is pricing the run-off stress with a further discount — the stress value of AED 2.75 needs a -3% holding-company-style haircut to land on the price. Third: the market lenses anchor on current multiples while the DCF anchors on the contracted backlog — and 71.7% of the DCF's enterprise value is terminal, which is where scepticism belongs; the working-capital honesty of this revision moved cash out of the explicit window and made that share larger, not smaller. The lenses are published side by side rather than reconciled: the cash-flow lens at AED 3.91 is the answer, and the others are shown where they fall rather than averaged into it, so a reader sees the disagreement instead of a number that conceals it.</w:t>
       </w:r>
     </w:p>
     <w:p>
@@ -11066,7 +11094,7 @@
           <w:color w:val="1C3A36"/>
           <w:sz w:val="21"/>
         </w:rPr>
-        <w:t>The three-month map says: a two-in-three chance the price sits between AED 2.64 and 3.09 on 2026-11-09; 59% odds that AED 2.69 trades at some point (just above the 2.70 support); 65% odds that AED 2.97 trades — just ABOVE the nearest resistance at 2.88, so a touch of it would already be a breakout signal. A reader holding this study's fundamental view should not expect the map to confirm it inside a quarter: the map is calibrated to realised volatility, not to the study's opinion, and a +25% revaluation is a multi-year event, visible first in collections, margins and the dividend decision.</w:t>
+        <w:t>The three-month map says: a two-in-three chance the price sits between AED 2.64 and 3.09 on 2026-11-09; 59% odds that AED 2.69 trades at some point (just above the 2.70 support); 65% odds that AED 2.97 trades — just ABOVE the nearest resistance at 2.88, so a touch of it would already be a breakout signal. A reader holding this study's fundamental view should not expect the map to confirm it inside a quarter: the map is calibrated to realised volatility, not to the study's opinion, and a +38% revaluation is a multi-year event, visible first in collections, margins and the dividend decision.</w:t>
       </w:r>
     </w:p>
     <w:p>
@@ -11122,7 +11150,7 @@
           <w:color w:val="1C3A36"/>
           <w:sz w:val="21"/>
         </w:rPr>
-        <w:t xml:space="preserve"> H1-2026 consumed AED 3.9bn of operating cash into receivables. The component build now absorbs cash through FY2028; if receivable days do not fall from 440 as assumed, each 30 days is about AED 0.16 per share (section 1.9).</w:t>
+        <w:t xml:space="preserve"> H1-2026 consumed AED 3.9bn of operating cash into receivables. The component build now absorbs cash through FY2028; if receivable days do not fall from 440 as assumed, each 30 days is about AED 0.18 per share (section 1.9).</w:t>
       </w:r>
     </w:p>
     <w:p>
@@ -11164,7 +11192,7 @@
           <w:color w:val="1C3A36"/>
           <w:sz w:val="21"/>
         </w:rPr>
-        <w:t xml:space="preserve"> Beta is the input this valuation is most exposed to. It is now regressed against the exchange's official index and corrected for thin trading, and reads 1.75 — but the 90% range runs 1.09 to 2.40, and across that range the cash-flow lens moves from about AED 2.60 to AED 5.60. A reader who believes the low end believes a materially higher value; the study adopts the measured centre, not the convenient end.</w:t>
+        <w:t xml:space="preserve"> Beta is the input this valuation is most exposed to. It is now regressed against the exchange's official index and corrected for thin trading, and reads 1.75 — but the 90% range runs 1.09 to 2.40, and across that range the cash-flow lens moves from about AED 2.87 to AED 6.12. A reader who believes the low end believes a materially higher value; the study adopts the measured centre, not the convenient end.</w:t>
       </w:r>
     </w:p>
     <w:p>
@@ -11185,7 +11213,7 @@
           <w:color w:val="1C3A36"/>
           <w:sz w:val="21"/>
         </w:rPr>
-        <w:t xml:space="preserve"> 68.7% of the DCF's enterprise value is terminal. At the terminal return of 8.5% the block assumes the land bank converts to recognised profit; at FY2025's clean achieved 6.1% the terminal value falls by roughly a sixth and the DCF by about a tenth.</w:t>
+        <w:t xml:space="preserve"> 71.7% of the DCF's enterprise value sits beyond the forecast window, so what the terminal charges for replacing the asset base matters a great deal. That charge rests on the 50-year life the company discloses for its longest-lived assets, which is the most cautious reading of its own note: the older the assets carried, the more replacing them costs against the depreciation already booked. Reading the life at 25 years instead would raise the cash-flow lens by about 3%, and at 20 by about 3.4% — the assumption is disclosed and its whole plausible range is worth a few per cent, not a third.</w:t>
       </w:r>
     </w:p>
     <w:p>
@@ -16905,7 +16933,7 @@
                 <w:color w:val="1C3A36"/>
                 <w:sz w:val="17"/>
               </w:rPr>
-              <w:t>Egypt-premium stress: AED 2.83 per share</w:t>
+              <w:t>Egypt-premium stress: AED 3.12 per share</w:t>
             </w:r>
           </w:p>
         </w:tc>
@@ -19504,7 +19532,7 @@
                 <w:color w:val="1C3A36"/>
                 <w:sz w:val="18"/>
               </w:rPr>
-              <w:t>AED 2.64/sh</w:t>
+              <w:t>AED 2.75/sh</w:t>
             </w:r>
           </w:p>
         </w:tc>
@@ -19619,7 +19647,7 @@
                 <w:color w:val="1C3A36"/>
                 <w:sz w:val="18"/>
               </w:rPr>
-              <w:t>AED 2.48/sh</w:t>
+              <w:t>AED 2.58/sh</w:t>
             </w:r>
           </w:p>
         </w:tc>
@@ -19656,7 +19684,7 @@
                 <w:color w:val="1C3A36"/>
                 <w:sz w:val="18"/>
               </w:rPr>
-              <w:t>1.98–3.37</w:t>
+              <w:t>2.07–3.72</w:t>
             </w:r>
           </w:p>
         </w:tc>
@@ -19678,7 +19706,7 @@
           <w:color w:val="1C3A36"/>
           <w:sz w:val="21"/>
         </w:rPr>
-        <w:t>Named sensitivity: each 10 points of haircut is AED 0.07 per share. Falsifier: the Department-of-Finance receivable collecting on schedule through FY2026 removes the haircut and moves this expert to AED 2.64.</w:t>
+        <w:t>Named sensitivity: each 10 points of haircut is AED 0.07 per share. Falsifier: the Department-of-Finance receivable collecting on schedule through FY2026 removes the haircut and moves this expert to AED 2.75.</w:t>
       </w:r>
     </w:p>
     <w:p>
@@ -20061,7 +20089,7 @@
           <w:color w:val="1C3A36"/>
           <w:sz w:val="21"/>
         </w:rPr>
-        <w:t>One sentence each. Expert 1: "the land covers the price at AED 4.06." Expert 2: "paid to wait even in run-off — AED 2.48 — if the affiliates pay their bills." Expert 3: "until the float and dividend exist it is worth the peer mean: AED 1.81." Median AED 2.48 — between the study's market lenses and its cash-flow lenses, which is where the disagreement lives.</w:t>
+        <w:t>One sentence each. Expert 1: "the land covers the price at AED 4.06." Expert 2: "paid to wait even in run-off — AED 2.58 — if the affiliates pay their bills." Expert 3: "until the float and dividend exist it is worth the peer mean: AED 1.81." Median AED 2.58 — between the study's market lenses and its cash-flow lenses, which is where the disagreement lives.</w:t>
       </w:r>
     </w:p>
     <w:p>
@@ -20472,7 +20500,7 @@
                 <w:color w:val="1C3A36"/>
                 <w:sz w:val="17"/>
               </w:rPr>
-              <w:t>AED 0.90/sh between base and stress</w:t>
+              <w:t>AED 1.16/sh between base and stress</w:t>
             </w:r>
           </w:p>
         </w:tc>

--- a/engine/modon_study/MODON_Valuation_Study_10-08-2026_public.docx
+++ b/engine/modon_study/MODON_Valuation_Study_10-08-2026_public.docx
@@ -154,7 +154,7 @@
                 <w:color w:val="1C3A36"/>
                 <w:sz w:val="19"/>
               </w:rPr>
-              <w:t>THE ANSWER IS NOW ONE LENS RATHER THAN AN AVERAGE OF FOUR, and nothing in the forecast moved to do it. Earlier editions published a weighted blend of four lenses at AED 2.66; this one publishes the cash-flow model itself, at AED 3.91, with the asset value, the relative multiple and the book floor beside it as cross-checks. Two things follow and both are stated rather than left to be noticed. The direction of the disagreement with the market REVERSES — the blend read -6% against the price and the cash-flow lens reads +38% — and the float-and-governance friction that those weights were carrying, worth 32% of the cash-flow lens, is no longer priced anywhere in the answer. Section 1.5 says so plainly and leaves the question open rather than settling it inside a set of weights. The normalised-earnings lens is removed rather than re-weighted: a developer recognising revenue against completion reports earnings that are an accident of which project completed in which year.</w:t>
+              <w:t>THE ANSWER IS NOW ONE LENS RATHER THAN AN AVERAGE OF FOUR, and nothing in the forecast moved to do it. Earlier editions published a weighted blend of four lenses at AED 2.64; this one publishes the cash-flow model itself, at AED 3.86, with the asset value, the relative multiple and the book floor beside it as cross-checks. Two things follow and both are stated rather than left to be noticed. The direction of the disagreement with the market REVERSES — the blend read -7% against the price and the cash-flow lens reads +36% — and the float-and-governance friction that those weights were carrying, worth 32% of the cash-flow lens, is no longer priced anywhere in the answer. Section 1.5 says so plainly and leaves the question open rather than settling it inside a set of weights. The normalised-earnings lens is removed rather than re-weighted: a developer recognising revenue against completion reports earnings that are an accident of which project completed in which year.</w:t>
             </w:r>
           </w:p>
           <w:p>
@@ -174,7 +174,7 @@
                 <w:color w:val="1C3A36"/>
                 <w:sz w:val="19"/>
               </w:rPr>
-              <w:t>One input changed and it changed the verdict. Revisions 1 and 2 could not obtain the exchange's official index and measured the stock's market sensitivity against a composite built from this study's own price library, flagged in both editions as a stand-in. The official FTSE ADX General series has since been obtained, and the regression is now run against it on the house method — including the correction for thin trading that a stock with 84.75% of its shares in one pair of hands requires, and which a plain regression understates. Beta goes from 1.03 to 1.75 and the cost of equity from 9.08% to 12.56%; on the blend this study published at the time that took the answer from AED 3.38 to AED 2.66. Nothing in the forecast moved: not a revenue line, not a margin, not the backlog. The stand-in flattered the company and the correction is reported here rather than absorbed quietly. Beta is the input this valuation is most exposed to, and its 90% range (1.09-2.40) is wide; section 1.9 prices it.</w:t>
+              <w:t>One input changed and it changed the verdict. Revisions 1 and 2 could not obtain the exchange's official index and measured the stock's market sensitivity against a composite built from this study's own price library, flagged in both editions as a stand-in. The official FTSE ADX General series has since been obtained, and the regression is now run against it on the house method — including the correction for thin trading that a stock with 84.75% of its shares in one pair of hands requires, and which a plain regression understates. Beta goes from 1.03 to 1.75 and the cost of equity from 9.08% to 12.56%; on the blend this study published at the time that took the answer from AED 3.38 to AED 2.64. Nothing in the forecast moved: not a revenue line, not a margin, not the backlog. The stand-in flattered the company and the correction is reported here rather than absorbed quietly. Beta is the input this valuation is most exposed to, and its 90% range (1.09-2.40) is wide; section 1.9 prices it.</w:t>
             </w:r>
           </w:p>
           <w:p>
@@ -270,7 +270,7 @@
           <w:color w:val="1C3A36"/>
           <w:sz w:val="24"/>
         </w:rPr>
-        <w:t xml:space="preserve">Fair value AED 2.75–4.68 per share — the cash-flow lens under the run-off and growth-hold paths of the same model, not a distribution and not a spread across methods — with a central of AED 3.91 against a market price of AED 2.83 (+38%). </w:t>
+        <w:t xml:space="preserve">Fair value AED 2.71–4.62 per share — the cash-flow lens under the run-off and growth-hold paths of the same model, not a distribution and not a spread across methods — with a central of AED 3.86 against a market price of AED 2.83 (+36%). </w:t>
       </w:r>
     </w:p>
     <w:p>
@@ -298,7 +298,7 @@
           <w:color w:val="1C3A36"/>
           <w:sz w:val="21"/>
         </w:rPr>
-        <w:t>The cash-flow reading of that backlog is worth AED 3.91 per share on the base path, and AED 2.75 even if launches halve and fade (the run-off stress). The market lenses sit lower: the peer multiple implies about AED 2.20, normalised mid-cycle earnings about AED 1.46, and book value at a justified multiple about AED 1.82. The market prices Modon at 11.5x trailing attributable earnings against 8.1x for Aldar on the same basis. Section 4 prices the gap; section 1.7 shows both sales paths in full.</w:t>
+        <w:t>The cash-flow reading of that backlog is worth AED 3.86 per share on the base path, and AED 2.71 even if launches halve and fade (the run-off stress). The market lenses sit lower: the peer multiple implies about AED 2.20, normalised mid-cycle earnings about AED 1.46, and book value at a justified multiple about AED 1.82. The market prices Modon at 11.5x trailing attributable earnings against 8.1x for Aldar on the same basis. Section 4 prices the gap; section 1.7 shows both sales paths in full.</w:t>
       </w:r>
     </w:p>
     <w:p>
@@ -507,7 +507,7 @@
                 <w:color w:val="1C3A36"/>
                 <w:sz w:val="18"/>
               </w:rPr>
-              <w:t>2.75</w:t>
+              <w:t>2.71</w:t>
             </w:r>
           </w:p>
         </w:tc>
@@ -525,7 +525,7 @@
                 <w:color w:val="1C3A36"/>
                 <w:sz w:val="18"/>
               </w:rPr>
-              <w:t>3.91</w:t>
+              <w:t>3.86</w:t>
             </w:r>
           </w:p>
         </w:tc>
@@ -543,7 +543,7 @@
                 <w:color w:val="1C3A36"/>
                 <w:sz w:val="18"/>
               </w:rPr>
-              <w:t>4.68</w:t>
+              <w:t>4.62</w:t>
             </w:r>
           </w:p>
         </w:tc>
@@ -579,7 +579,7 @@
                 <w:color w:val="1C3A36"/>
                 <w:sz w:val="18"/>
               </w:rPr>
-              <w:t>+38%</w:t>
+              <w:t>+36%</w:t>
             </w:r>
           </w:p>
         </w:tc>
@@ -1062,7 +1062,7 @@
                 <w:color w:val="1C3A36"/>
                 <w:sz w:val="18"/>
               </w:rPr>
-              <w:t>2.75</w:t>
+              <w:t>2.71</w:t>
             </w:r>
           </w:p>
         </w:tc>
@@ -1080,7 +1080,7 @@
                 <w:color w:val="1C3A36"/>
                 <w:sz w:val="18"/>
               </w:rPr>
-              <w:t>3.91</w:t>
+              <w:t>3.86</w:t>
             </w:r>
           </w:p>
         </w:tc>
@@ -1098,7 +1098,7 @@
                 <w:color w:val="1C3A36"/>
                 <w:sz w:val="18"/>
               </w:rPr>
-              <w:t>4.68</w:t>
+              <w:t>4.62</w:t>
             </w:r>
           </w:p>
         </w:tc>
@@ -1134,7 +1134,7 @@
                 <w:color w:val="1C3A36"/>
                 <w:sz w:val="18"/>
               </w:rPr>
-              <w:t>+38%</w:t>
+              <w:t>+36%</w:t>
             </w:r>
           </w:p>
         </w:tc>
@@ -1188,7 +1188,7 @@
                 <w:color w:val="1C3A36"/>
                 <w:sz w:val="18"/>
               </w:rPr>
-              <w:t>2.66</w:t>
+              <w:t>2.64</w:t>
             </w:r>
           </w:p>
         </w:tc>
@@ -1241,7 +1241,7 @@
                 <w:color w:val="1C3A36"/>
                 <w:sz w:val="18"/>
               </w:rPr>
-              <w:t>-6%</w:t>
+              <w:t>-7%</w:t>
             </w:r>
           </w:p>
         </w:tc>
@@ -1260,7 +1260,7 @@
                 <w:color w:val="1C3A36"/>
                 <w:sz w:val="18"/>
               </w:rPr>
-              <w:t>DCF terminal value share of enterprise value: 71.7%</w:t>
+              <w:t>DCF terminal value share of enterprise value: 71.3%</w:t>
             </w:r>
           </w:p>
         </w:tc>
@@ -1495,7 +1495,7 @@
           <w:color w:val="1C3A36"/>
           <w:sz w:val="21"/>
         </w:rPr>
-        <w:t>base path AED 3.91 · run-off stress AED 2.75. Same balance sheet, different sales paths; never averaged. The realised H1-2026 sales of AED 26bn falsified the run-off as a central scenario — it is retained as the stress bound.</w:t>
+        <w:t>base path AED 3.86 · run-off stress AED 2.71. Same balance sheet, different sales paths; never averaged. The realised H1-2026 sales of AED 26bn falsified the run-off as a central scenario — it is retained as the stress bound.</w:t>
       </w:r>
     </w:p>
     <w:p>
@@ -4987,7 +4987,7 @@
           <w:color w:val="1C3A36"/>
           <w:sz w:val="21"/>
         </w:rPr>
-        <w:t>What the terminal charges for is capital MAINTENANCE, at what replacement actually costs. Terminal operating profit after tax is AED 8,333mn; book depreciation of AED 810mn is added back because that profit is already struck after it, and against it the model charges AED 1,329mn — the same depreciation escalated over half the 50-year life the company discloses for its longest-lived assets, which is what replacing them costs in the money of the day rather than the money they were bought with. Inflation on the working capital this business carries takes a further AED 757mn, and real growth is charged nothing because none is assumed. That leaves AED 7,057mn of free cash flow, 84.7% of terminal profit.</w:t>
+        <w:t>What the terminal charges for is capital MAINTENANCE, at what replacement actually costs. Terminal operating profit after tax is AED 8,170mn; book depreciation of AED 794mn is added back because that profit is already struck after it, and against it the model charges AED 1,303mn — the same depreciation escalated over half the 50-year life the company discloses for its longest-lived assets, which is what replacing them costs in the money of the day rather than the money they were bought with. Inflation on the working capital this business carries takes a further AED 742mn, and real growth is charged nothing because none is assumed. That leaves AED 6,919mn of free cash flow, 84.7% of terminal profit.</w:t>
       </w:r>
     </w:p>
     <w:p>
@@ -5001,7 +5001,7 @@
           <w:color w:val="1C3A36"/>
           <w:sz w:val="21"/>
         </w:rPr>
-        <w:t>The terminal debt weight is not assumed either: it is derived from the model's own FY2030E balance sheet (8.0%), which puts the terminal rate at 11.92% — above the explicit-window rate, where the first edition had it below. Terminal value AED 72,573mn, worth AED 45,029mn today — 71.7% of enterprise value, a share the reader should see and judge; the working-capital absorption in the explicit years pushes it up. A useful marker beside it: a business that simply held its profit flat for ever, charging only the depreciation its books already record, would be worth AED 69,916mn, so the terminal here sits 3.8% above that marker. Section 1.9 prices the terminal assumptions both ways.</w:t>
+        <w:t>The terminal debt weight is not assumed either: it is derived from the model's own FY2030E balance sheet (8.0%), which puts the terminal rate at 11.92% — above the explicit-window rate, where the first edition had it below. Terminal value AED 71,150mn, worth AED 44,146mn today — 71.3% of enterprise value, a share the reader should see and judge; the working-capital absorption in the explicit years pushes it up. A useful marker beside it: a business that simply held its profit flat for ever, charging only the depreciation its books already record, would be worth AED 68,545mn, so the terminal here sits 3.8% above that marker. Section 1.9 prices the terminal assumptions both ways.</w:t>
       </w:r>
     </w:p>
     <w:tbl>
@@ -5139,7 +5139,7 @@
                 <w:color w:val="1C3A36"/>
                 <w:sz w:val="18"/>
               </w:rPr>
-              <w:t>45,029</w:t>
+              <w:t>44,146</w:t>
             </w:r>
           </w:p>
         </w:tc>
@@ -5180,7 +5180,7 @@
                 <w:color w:val="1C3A36"/>
                 <w:sz w:val="18"/>
               </w:rPr>
-              <w:t>62,802</w:t>
+              <w:t>61,919</w:t>
             </w:r>
           </w:p>
         </w:tc>
@@ -5199,7 +5199,7 @@
                 <w:color w:val="1C3A36"/>
                 <w:sz w:val="18"/>
               </w:rPr>
-              <w:t xml:space="preserve">  of which terminal value: 71.7%</w:t>
+              <w:t xml:space="preserve">  of which terminal value: 71.3%</w:t>
             </w:r>
           </w:p>
         </w:tc>
@@ -5474,7 +5474,7 @@
                 <w:color w:val="1C3A36"/>
                 <w:sz w:val="18"/>
               </w:rPr>
-              <w:t>-1,270</w:t>
+              <w:t>-1,253</w:t>
             </w:r>
           </w:p>
         </w:tc>
@@ -5515,7 +5515,7 @@
                 <w:color w:val="1C3A36"/>
                 <w:sz w:val="18"/>
               </w:rPr>
-              <w:t>63,165</w:t>
+              <w:t>62,299</w:t>
             </w:r>
           </w:p>
         </w:tc>
@@ -5552,7 +5552,7 @@
                 <w:color w:val="1C3A36"/>
                 <w:sz w:val="18"/>
               </w:rPr>
-              <w:t>3.86</w:t>
+              <w:t>3.81</w:t>
             </w:r>
           </w:p>
         </w:tc>
@@ -5593,7 +5593,7 @@
                 <w:color w:val="1C3A36"/>
                 <w:sz w:val="18"/>
               </w:rPr>
-              <w:t>3.91</w:t>
+              <w:t>3.86</w:t>
             </w:r>
           </w:p>
         </w:tc>
@@ -5615,7 +5615,7 @@
           <w:color w:val="6E7B77"/>
           <w:sz w:val="17"/>
         </w:rPr>
-        <w:t>Gross-cash alternative (first edition's basis): AED 4.14; book-NCI alternative: AED 3.93. Both are shown in the workbook. On the strict all-cash basis the company holds net cash of AED 2,762mn; on its own available-cash definition it reports net debt of AED 912mn — both framings stated.</w:t>
+        <w:t>Gross-cash alternative (first edition's basis): AED 4.09; book-NCI alternative: AED 3.88. Both are shown in the workbook. On the strict all-cash basis the company holds net cash of AED 2,762mn; on its own available-cash definition it reports net debt of AED 912mn — both framings stated.</w:t>
       </w:r>
     </w:p>
     <w:p>
@@ -6395,7 +6395,7 @@
           <w:color w:val="1C3A36"/>
           <w:sz w:val="21"/>
         </w:rPr>
-        <w:t>The cash-flow lens IS the answer, at AED 3.91, +38% against the market. The asset net asset value at AED 4.06, the relative multiple at AED 2.20 and book value at AED 1.82 are published beside it as cross-checks — the last of those a floor rather than a value — and none of them is averaged into it. They straddle the answer, which is information a single blended number destroys.</w:t>
+        <w:t>The cash-flow lens IS the answer, at AED 3.86, +36% against the market. The asset net asset value at AED 4.06, the relative multiple at AED 2.20 and book value at AED 1.82 are published beside it as cross-checks — the last of those a floor rather than a value — and none of them is averaged into it. They straddle the answer, which is information a single blended number destroys.</w:t>
       </w:r>
     </w:p>
     <w:p>
@@ -6409,7 +6409,7 @@
           <w:color w:val="1C3A36"/>
           <w:sz w:val="21"/>
         </w:rPr>
-        <w:t>A previous edition published a weighted blend of four lenses at AED 2.66 instead. That is shown above, unused, because the change matters and hiding it would be worse than making it: the blend read -6% against the market where the cash-flow lens reads +38%, so it reversed the direction of this study's disagreement with the price, and it landed below the run-off stress path at AED 2.75 that section 1.7 records as falsified by the first-half disclosure.</w:t>
+        <w:t>A previous edition published a weighted blend of four lenses at AED 2.64 instead. That is shown above, unused, because the change matters and hiding it would be worse than making it: the blend read -7% against the market where the cash-flow lens reads +36%, so it reversed the direction of this study's disagreement with the price, and it landed below the run-off stress path at AED 2.71 that section 1.7 records as falsified by the first-half disclosure.</w:t>
       </w:r>
     </w:p>
     <w:p>
@@ -7286,7 +7286,7 @@
                 <w:color w:val="1C3A36"/>
                 <w:sz w:val="17"/>
               </w:rPr>
-              <w:t>AED 3.91</w:t>
+              <w:t>AED 3.86</w:t>
             </w:r>
           </w:p>
         </w:tc>
@@ -7306,7 +7306,7 @@
                 <w:color w:val="1C3A36"/>
                 <w:sz w:val="17"/>
               </w:rPr>
-              <w:t>AED 2.75</w:t>
+              <w:t>AED 2.71</w:t>
             </w:r>
           </w:p>
         </w:tc>
@@ -7383,7 +7383,7 @@
           <w:color w:val="1C3A36"/>
           <w:sz w:val="21"/>
         </w:rPr>
-        <w:t>Even the stress reading values the group -3% against the market price; the growth-hold upper reading (sales held near the realised pace) reaches AED 4.68. All three driver vectors are published in the workbook.</w:t>
+        <w:t>Even the stress reading values the group -4% against the market price; the growth-hold upper reading (sales held near the realised pace) reaches AED 4.62. All three driver vectors are published in the workbook.</w:t>
       </w:r>
     </w:p>
     <w:p>
@@ -8419,7 +8419,7 @@
           <w:color w:val="1C3A36"/>
           <w:sz w:val="21"/>
         </w:rPr>
-        <w:t>Priced stress readings: charging the 17% of revenue earned outside the UAE (the audited geographic split in the revenue note — recognised revenue, not contracted sales) with Egypt's country premium cuts the DCF to AED 3.12; the mid-2026 conflict premium stays retired on the auction evidence, with a +2-point cost-of-equity strip below. Tax at the 15% domestic-minimum floor plus the observed foreign uplift.</w:t>
+        <w:t>Priced stress readings: charging the 17% of revenue earned outside the UAE (the audited geographic split in the revenue note — recognised revenue, not contracted sales) with Egypt's country premium cuts the DCF to AED 3.08; the mid-2026 conflict premium stays retired on the auction evidence, with a +2-point cost-of-equity strip below. Tax at the 15% domestic-minimum floor plus the observed foreign uplift.</w:t>
       </w:r>
     </w:p>
     <w:p>
@@ -8487,7 +8487,7 @@
           <w:color w:val="6E7B77"/>
           <w:sz w:val="17"/>
         </w:rPr>
-        <w:t>Figure 2 — DCF fair value across cost-of-equity shifts and terminal growth. The centre cell equals the base case, and the grid is built around whatever the base growth is rather than around a fixed set of rates, so it cannot drift off its own centre when the assumption moves. Read the rows left to right: more terminal growth ADDS value, by AED 0.15 a share for each half point. Earlier editions of this study showed the opposite, and the reversal is worth a sentence: they charged growth by assuming the whole capital base had to be rebuilt every 50 years, which is a fact about the inflation rate and not about a building, and at this company's assumed returns that charge cost more than the growth was worth. The terminal now charges what replacing the assets actually costs and what growth actually consumes, and growth pays for itself again.</w:t>
+        <w:t>Figure 2 — DCF fair value across cost-of-equity shifts and terminal growth. The centre cell equals the base case, and the grid is built around whatever the base growth is rather than around a fixed set of rates, so it cannot drift off its own centre when the assumption moves. Read the rows left to right: more terminal growth ADDS value, by AED 0.13 a share for each half point. Earlier editions of this study showed the opposite, and the reversal is worth a sentence: they charged growth by assuming the whole capital base had to be rebuilt every 50 years, which is a fact about the inflation rate and not about a building, and at this company's assumed returns that charge cost more than the growth was worth. The terminal now charges what replacing the assets actually costs and what growth actually consumes, and growth pays for itself again.</w:t>
       </w:r>
     </w:p>
     <w:tbl>
@@ -8668,7 +8668,7 @@
                 <w:color w:val="1C3A36"/>
                 <w:sz w:val="18"/>
               </w:rPr>
-              <w:t>6.12</w:t>
+              <w:t>6.03</w:t>
             </w:r>
           </w:p>
         </w:tc>
@@ -8686,7 +8686,7 @@
                 <w:color w:val="1C3A36"/>
                 <w:sz w:val="18"/>
               </w:rPr>
-              <w:t>4.78</w:t>
+              <w:t>4.71</w:t>
             </w:r>
           </w:p>
         </w:tc>
@@ -8704,7 +8704,7 @@
                 <w:color w:val="1C3A36"/>
                 <w:sz w:val="18"/>
               </w:rPr>
-              <w:t>3.91</w:t>
+              <w:t>3.86</w:t>
             </w:r>
           </w:p>
         </w:tc>
@@ -8722,7 +8722,7 @@
                 <w:color w:val="1C3A36"/>
                 <w:sz w:val="18"/>
               </w:rPr>
-              <w:t>3.31</w:t>
+              <w:t>3.27</w:t>
             </w:r>
           </w:p>
         </w:tc>
@@ -8740,7 +8740,7 @@
                 <w:color w:val="1C3A36"/>
                 <w:sz w:val="18"/>
               </w:rPr>
-              <w:t>2.87</w:t>
+              <w:t>2.83</w:t>
             </w:r>
           </w:p>
         </w:tc>
@@ -8777,7 +8777,7 @@
                 <w:color w:val="1C3A36"/>
                 <w:sz w:val="18"/>
               </w:rPr>
-              <w:t>3.53</w:t>
+              <w:t>3.48</w:t>
             </w:r>
           </w:p>
         </w:tc>
@@ -8795,7 +8795,7 @@
                 <w:color w:val="1C3A36"/>
                 <w:sz w:val="18"/>
               </w:rPr>
-              <w:t>3.72</w:t>
+              <w:t>3.67</w:t>
             </w:r>
           </w:p>
         </w:tc>
@@ -8813,7 +8813,7 @@
                 <w:color w:val="1C3A36"/>
                 <w:sz w:val="18"/>
               </w:rPr>
-              <w:t>3.91</w:t>
+              <w:t>3.86</w:t>
             </w:r>
           </w:p>
         </w:tc>
@@ -8831,7 +8831,7 @@
                 <w:color w:val="1C3A36"/>
                 <w:sz w:val="18"/>
               </w:rPr>
-              <w:t>4.10</w:t>
+              <w:t>4.05</w:t>
             </w:r>
           </w:p>
         </w:tc>
@@ -8849,7 +8849,7 @@
                 <w:color w:val="1C3A36"/>
                 <w:sz w:val="18"/>
               </w:rPr>
-              <w:t>4.30</w:t>
+              <w:t>4.24</w:t>
             </w:r>
           </w:p>
         </w:tc>
@@ -8886,7 +8886,7 @@
                 <w:color w:val="1C3A36"/>
                 <w:sz w:val="18"/>
               </w:rPr>
-              <w:t>3.51</w:t>
+              <w:t>3.46</w:t>
             </w:r>
           </w:p>
         </w:tc>
@@ -8904,7 +8904,7 @@
                 <w:color w:val="1C3A36"/>
                 <w:sz w:val="18"/>
               </w:rPr>
-              <w:t>3.73</w:t>
+              <w:t>3.68</w:t>
             </w:r>
           </w:p>
         </w:tc>
@@ -8922,7 +8922,7 @@
                 <w:color w:val="1C3A36"/>
                 <w:sz w:val="18"/>
               </w:rPr>
-              <w:t>3.91</w:t>
+              <w:t>3.86</w:t>
             </w:r>
           </w:p>
         </w:tc>
@@ -8940,7 +8940,7 @@
                 <w:color w:val="1C3A36"/>
                 <w:sz w:val="18"/>
               </w:rPr>
-              <w:t>4.07</w:t>
+              <w:t>4.01</w:t>
             </w:r>
           </w:p>
         </w:tc>
@@ -8958,7 +8958,7 @@
                 <w:color w:val="1C3A36"/>
                 <w:sz w:val="18"/>
               </w:rPr>
-              <w:t>4.20</w:t>
+              <w:t>4.14</w:t>
             </w:r>
           </w:p>
         </w:tc>
@@ -8995,7 +8995,7 @@
                 <w:color w:val="1C3A36"/>
                 <w:sz w:val="18"/>
               </w:rPr>
-              <w:t>2.99</w:t>
+              <w:t>2.95</w:t>
             </w:r>
           </w:p>
         </w:tc>
@@ -9013,7 +9013,7 @@
                 <w:color w:val="1C3A36"/>
                 <w:sz w:val="18"/>
               </w:rPr>
-              <w:t>3.45</w:t>
+              <w:t>3.40</w:t>
             </w:r>
           </w:p>
         </w:tc>
@@ -9031,7 +9031,7 @@
                 <w:color w:val="1C3A36"/>
                 <w:sz w:val="18"/>
               </w:rPr>
-              <w:t>3.91</w:t>
+              <w:t>3.86</w:t>
             </w:r>
           </w:p>
         </w:tc>
@@ -9049,7 +9049,7 @@
                 <w:color w:val="1C3A36"/>
                 <w:sz w:val="18"/>
               </w:rPr>
-              <w:t>4.37</w:t>
+              <w:t>4.31</w:t>
             </w:r>
           </w:p>
         </w:tc>
@@ -9067,7 +9067,7 @@
                 <w:color w:val="1C3A36"/>
                 <w:sz w:val="18"/>
               </w:rPr>
-              <w:t>4.84</w:t>
+              <w:t>4.77</w:t>
             </w:r>
           </w:p>
         </w:tc>
@@ -9104,7 +9104,7 @@
                 <w:color w:val="1C3A36"/>
                 <w:sz w:val="18"/>
               </w:rPr>
-              <w:t>3.68</w:t>
+              <w:t>3.62</w:t>
             </w:r>
           </w:p>
         </w:tc>
@@ -9122,7 +9122,7 @@
                 <w:color w:val="1C3A36"/>
                 <w:sz w:val="18"/>
               </w:rPr>
-              <w:t>3.79</w:t>
+              <w:t>3.74</w:t>
             </w:r>
           </w:p>
         </w:tc>
@@ -9140,7 +9140,7 @@
                 <w:color w:val="1C3A36"/>
                 <w:sz w:val="18"/>
               </w:rPr>
-              <w:t>3.91</w:t>
+              <w:t>3.86</w:t>
             </w:r>
           </w:p>
         </w:tc>
@@ -9158,7 +9158,7 @@
                 <w:color w:val="1C3A36"/>
                 <w:sz w:val="18"/>
               </w:rPr>
-              <w:t>4.03</w:t>
+              <w:t>3.98</w:t>
             </w:r>
           </w:p>
         </w:tc>
@@ -9176,7 +9176,7 @@
                 <w:color w:val="1C3A36"/>
                 <w:sz w:val="18"/>
               </w:rPr>
-              <w:t>4.15</w:t>
+              <w:t>4.09</w:t>
             </w:r>
           </w:p>
         </w:tc>
@@ -9213,7 +9213,7 @@
                 <w:color w:val="1C3A36"/>
                 <w:sz w:val="18"/>
               </w:rPr>
-              <w:t>4.27</w:t>
+              <w:t>4.22</w:t>
             </w:r>
           </w:p>
         </w:tc>
@@ -9231,7 +9231,7 @@
                 <w:color w:val="1C3A36"/>
                 <w:sz w:val="18"/>
               </w:rPr>
-              <w:t>4.09</w:t>
+              <w:t>4.04</w:t>
             </w:r>
           </w:p>
         </w:tc>
@@ -9249,7 +9249,7 @@
                 <w:color w:val="1C3A36"/>
                 <w:sz w:val="18"/>
               </w:rPr>
-              <w:t>3.91</w:t>
+              <w:t>3.86</w:t>
             </w:r>
           </w:p>
         </w:tc>
@@ -9267,7 +9267,7 @@
                 <w:color w:val="1C3A36"/>
                 <w:sz w:val="18"/>
               </w:rPr>
-              <w:t>3.73</w:t>
+              <w:t>3.68</w:t>
             </w:r>
           </w:p>
         </w:tc>
@@ -9285,7 +9285,7 @@
                 <w:color w:val="1C3A36"/>
                 <w:sz w:val="18"/>
               </w:rPr>
-              <w:t>3.55</w:t>
+              <w:t>3.50</w:t>
             </w:r>
           </w:p>
         </w:tc>
@@ -9322,7 +9322,7 @@
                 <w:color w:val="1C3A36"/>
                 <w:sz w:val="18"/>
               </w:rPr>
-              <w:t>3.91</w:t>
+              <w:t>3.86</w:t>
             </w:r>
           </w:p>
         </w:tc>
@@ -9340,7 +9340,7 @@
                 <w:color w:val="1C3A36"/>
                 <w:sz w:val="18"/>
               </w:rPr>
-              <w:t>3.74</w:t>
+              <w:t>3.69</w:t>
             </w:r>
           </w:p>
         </w:tc>
@@ -9358,7 +9358,7 @@
                 <w:color w:val="1C3A36"/>
                 <w:sz w:val="18"/>
               </w:rPr>
-              <w:t>3.58</w:t>
+              <w:t>3.53</w:t>
             </w:r>
           </w:p>
         </w:tc>
@@ -9376,7 +9376,7 @@
                 <w:color w:val="1C3A36"/>
                 <w:sz w:val="18"/>
               </w:rPr>
-              <w:t>3.43</w:t>
+              <w:t>3.38</w:t>
             </w:r>
           </w:p>
         </w:tc>
@@ -9394,7 +9394,7 @@
                 <w:color w:val="1C3A36"/>
                 <w:sz w:val="18"/>
               </w:rPr>
-              <w:t>3.29</w:t>
+              <w:t>3.25</w:t>
             </w:r>
           </w:p>
         </w:tc>
@@ -10858,7 +10858,7 @@
           <w:color w:val="1C3A36"/>
           <w:sz w:val="21"/>
         </w:rPr>
-        <w:t>The gap narrowed but did not close. The cash-flow lenses say AED 2.75–4.68 depending on the sales path; the market lenses say AED 1.46–1.82. Three readings, each priced. First: the market is charging for risk. Making the base cash flows worth AED 2.83 requires a cost of equity of 16.6% — 4.0% above the built-up rate: a hard-currency frontier-credit premium on a AA-sovereign's own developer. Materially less absurd than it sounds, given ~85% state ownership, related-party land sales at 67% gross margins, and a receivable book that consumed AED 5.4bn of cash in six months.</w:t>
+        <w:t>The gap narrowed but did not close. The cash-flow lenses say AED 2.71–4.62 depending on the sales path; the market lenses say AED 1.46–1.82. Three readings, each priced. First: the market is charging for risk. Making the base cash flows worth AED 2.83 requires a cost of equity of 16.4% — 3.9% above the built-up rate: a hard-currency frontier-credit premium on a AA-sovereign's own developer. Materially less absurd than it sounds, given ~85% state ownership, related-party land sales at 67% gross margins, and a receivable book that consumed AED 5.4bn of cash in six months.</w:t>
       </w:r>
     </w:p>
     <w:p>
@@ -10872,7 +10872,7 @@
           <w:color w:val="1C3A36"/>
           <w:sz w:val="21"/>
         </w:rPr>
-        <w:t>Second: the market is pricing the run-off stress with a further discount — the stress value of AED 2.75 needs a -3% holding-company-style haircut to land on the price. Third: the market lenses anchor on current multiples while the DCF anchors on the contracted backlog — and 71.7% of the DCF's enterprise value is terminal, which is where scepticism belongs; the working-capital honesty of this revision moved cash out of the explicit window and made that share larger, not smaller. The lenses are published side by side rather than reconciled: the cash-flow lens at AED 3.91 is the answer, and the others are shown where they fall rather than averaged into it, so a reader sees the disagreement instead of a number that conceals it.</w:t>
+        <w:t>Second: the market is pricing the run-off stress with a further discount — the stress value of AED 2.71 needs a -4% holding-company-style haircut to land on the price. Third: the market lenses anchor on current multiples while the DCF anchors on the contracted backlog — and 71.3% of the DCF's enterprise value is terminal, which is where scepticism belongs; the working-capital honesty of this revision moved cash out of the explicit window and made that share larger, not smaller. The lenses are published side by side rather than reconciled: the cash-flow lens at AED 3.86 is the answer, and the others are shown where they fall rather than averaged into it, so a reader sees the disagreement instead of a number that conceals it.</w:t>
       </w:r>
     </w:p>
     <w:p>
@@ -11094,7 +11094,7 @@
           <w:color w:val="1C3A36"/>
           <w:sz w:val="21"/>
         </w:rPr>
-        <w:t>The three-month map says: a two-in-three chance the price sits between AED 2.64 and 3.09 on 2026-11-09; 59% odds that AED 2.69 trades at some point (just above the 2.70 support); 65% odds that AED 2.97 trades — just ABOVE the nearest resistance at 2.88, so a touch of it would already be a breakout signal. A reader holding this study's fundamental view should not expect the map to confirm it inside a quarter: the map is calibrated to realised volatility, not to the study's opinion, and a +38% revaluation is a multi-year event, visible first in collections, margins and the dividend decision.</w:t>
+        <w:t>The three-month map says: a two-in-three chance the price sits between AED 2.64 and 3.09 on 2026-11-09; 59% odds that AED 2.69 trades at some point (just above the 2.70 support); 65% odds that AED 2.97 trades — just ABOVE the nearest resistance at 2.88, so a touch of it would already be a breakout signal. A reader holding this study's fundamental view should not expect the map to confirm it inside a quarter: the map is calibrated to realised volatility, not to the study's opinion, and a +36% revaluation is a multi-year event, visible first in collections, margins and the dividend decision.</w:t>
       </w:r>
     </w:p>
     <w:p>
@@ -11192,7 +11192,7 @@
           <w:color w:val="1C3A36"/>
           <w:sz w:val="21"/>
         </w:rPr>
-        <w:t xml:space="preserve"> Beta is the input this valuation is most exposed to. It is now regressed against the exchange's official index and corrected for thin trading, and reads 1.75 — but the 90% range runs 1.09 to 2.40, and across that range the cash-flow lens moves from about AED 2.87 to AED 6.12. A reader who believes the low end believes a materially higher value; the study adopts the measured centre, not the convenient end.</w:t>
+        <w:t xml:space="preserve"> Beta is the input this valuation is most exposed to. It is now regressed against the exchange's official index and corrected for thin trading, and reads 1.75 — but the 90% range runs 1.09 to 2.40, and across that range the cash-flow lens moves from about AED 2.83 to AED 6.03. A reader who believes the low end believes a materially higher value; the study adopts the measured centre, not the convenient end.</w:t>
       </w:r>
     </w:p>
     <w:p>
@@ -11213,7 +11213,7 @@
           <w:color w:val="1C3A36"/>
           <w:sz w:val="21"/>
         </w:rPr>
-        <w:t xml:space="preserve"> 71.7% of the DCF's enterprise value sits beyond the forecast window, so what the terminal charges for replacing the asset base matters a great deal. That charge rests on the 50-year life the company discloses for its longest-lived assets, which is the most cautious reading of its own note: the older the assets carried, the more replacing them costs against the depreciation already booked. Reading the life at 25 years instead would raise the cash-flow lens by about 3%, and at 20 by about 3.4% — the assumption is disclosed and its whole plausible range is worth a few per cent, not a third.</w:t>
+        <w:t xml:space="preserve"> 71.3% of the DCF's enterprise value sits beyond the forecast window, so what the terminal charges for replacing the asset base matters a great deal. That charge rests on the 50-year life the company discloses for its longest-lived assets, which is the most cautious reading of its own note: the older the assets carried, the more replacing them costs against the depreciation already booked. Reading the life at 25 years instead would raise the cash-flow lens by about 3%, and at 20 by about 3.4% — the assumption is disclosed and its whole plausible range is worth a few per cent, not a third.</w:t>
       </w:r>
     </w:p>
     <w:p>
@@ -16933,7 +16933,7 @@
                 <w:color w:val="1C3A36"/>
                 <w:sz w:val="17"/>
               </w:rPr>
-              <w:t>Egypt-premium stress: AED 3.12 per share</w:t>
+              <w:t>Egypt-premium stress: AED 3.08 per share</w:t>
             </w:r>
           </w:p>
         </w:tc>
@@ -19532,7 +19532,7 @@
                 <w:color w:val="1C3A36"/>
                 <w:sz w:val="18"/>
               </w:rPr>
-              <w:t>AED 2.75/sh</w:t>
+              <w:t>AED 2.71/sh</w:t>
             </w:r>
           </w:p>
         </w:tc>
@@ -19647,7 +19647,7 @@
                 <w:color w:val="1C3A36"/>
                 <w:sz w:val="18"/>
               </w:rPr>
-              <w:t>AED 2.58/sh</w:t>
+              <w:t>AED 2.55/sh</w:t>
             </w:r>
           </w:p>
         </w:tc>
@@ -19684,7 +19684,7 @@
                 <w:color w:val="1C3A36"/>
                 <w:sz w:val="18"/>
               </w:rPr>
-              <w:t>2.07–3.72</w:t>
+              <w:t>2.04–3.67</w:t>
             </w:r>
           </w:p>
         </w:tc>
@@ -19706,7 +19706,7 @@
           <w:color w:val="1C3A36"/>
           <w:sz w:val="21"/>
         </w:rPr>
-        <w:t>Named sensitivity: each 10 points of haircut is AED 0.07 per share. Falsifier: the Department-of-Finance receivable collecting on schedule through FY2026 removes the haircut and moves this expert to AED 2.75.</w:t>
+        <w:t>Named sensitivity: each 10 points of haircut is AED 0.07 per share. Falsifier: the Department-of-Finance receivable collecting on schedule through FY2026 removes the haircut and moves this expert to AED 2.71.</w:t>
       </w:r>
     </w:p>
     <w:p>
@@ -20089,7 +20089,7 @@
           <w:color w:val="1C3A36"/>
           <w:sz w:val="21"/>
         </w:rPr>
-        <w:t>One sentence each. Expert 1: "the land covers the price at AED 4.06." Expert 2: "paid to wait even in run-off — AED 2.58 — if the affiliates pay their bills." Expert 3: "until the float and dividend exist it is worth the peer mean: AED 1.81." Median AED 2.58 — between the study's market lenses and its cash-flow lenses, which is where the disagreement lives.</w:t>
+        <w:t>One sentence each. Expert 1: "the land covers the price at AED 4.06." Expert 2: "paid to wait even in run-off — AED 2.55 — if the affiliates pay their bills." Expert 3: "until the float and dividend exist it is worth the peer mean: AED 1.81." Median AED 2.55 — between the study's market lenses and its cash-flow lenses, which is where the disagreement lives.</w:t>
       </w:r>
     </w:p>
     <w:p>
@@ -20500,7 +20500,7 @@
                 <w:color w:val="1C3A36"/>
                 <w:sz w:val="17"/>
               </w:rPr>
-              <w:t>AED 1.16/sh between base and stress</w:t>
+              <w:t>AED 1.14/sh between base and stress</w:t>
             </w:r>
           </w:p>
         </w:tc>
